--- a/report/波尔图出租车轨迹数据质量分析报告.docx
+++ b/report/波尔图出租车轨迹数据质量分析报告.docx
@@ -44,31 +44,25 @@
           <w:color w:val="000000"/>
           <w:sz w:val="28"/>
         </w:rPr>
-        <w:t>DATA QUALITY ASSESSMENT REPOR</w:t>
-      </w:r>
-      <w:bookmarkStart w:id="0" w:name="_GoBack"/>
-      <w:bookmarkEnd w:id="0"/>
-      <w:r>
-        <w:rPr>
-          <w:rFonts w:ascii="Times New Roman" w:hAnsi="Times New Roman" w:eastAsia="Times New Roman"/>
-          <w:b/>
-          <w:color w:val="000000"/>
-          <w:sz w:val="28"/>
-        </w:rPr>
-        <w:t>T</w:t>
+        <w:t>DATA QUALITY ASSESSMENT REPORT</w:t>
       </w:r>
     </w:p>
     <w:p>
       <w:pPr>
         <w:spacing w:before="0" w:after="80" w:line="440" w:lineRule="exact"/>
         <w:jc w:val="center"/>
+        <w:rPr>
+          <w:sz w:val="20"/>
+          <w:szCs w:val="18"/>
+        </w:rPr>
       </w:pPr>
       <w:r>
         <w:rPr>
           <w:rFonts w:ascii="Times New Roman" w:hAnsi="Times New Roman" w:eastAsia="宋体"/>
           <w:b/>
           <w:color w:val="000000"/>
-          <w:sz w:val="52"/>
+          <w:sz w:val="40"/>
+          <w:szCs w:val="18"/>
         </w:rPr>
         <w:t>波尔图出租车轨迹数据</w:t>
       </w:r>
@@ -83,7 +77,8 @@
           <w:rFonts w:ascii="Times New Roman" w:hAnsi="Times New Roman" w:eastAsia="宋体"/>
           <w:b/>
           <w:color w:val="000000"/>
-          <w:sz w:val="44"/>
+          <w:sz w:val="32"/>
+          <w:szCs w:val="18"/>
         </w:rPr>
         <w:t>数据质量分析报告</w:t>
       </w:r>
@@ -1107,7 +1102,18 @@
             <w:pPr>
               <w:spacing w:before="40" w:after="40" w:line="240" w:lineRule="auto"/>
               <w:jc w:val="left"/>
-            </w:pPr>
+              <w:rPr>
+                <w:rFonts w:hint="eastAsia" w:eastAsia="宋体"/>
+                <w:lang w:val="en-US" w:eastAsia="zh-CN"/>
+              </w:rPr>
+            </w:pPr>
+            <w:r>
+              <w:rPr>
+                <w:rFonts w:hint="eastAsia"/>
+                <w:lang w:val="en-US" w:eastAsia="zh-CN"/>
+              </w:rPr>
+              <w:t>吕宛泽</w:t>
+            </w:r>
           </w:p>
         </w:tc>
       </w:tr>
@@ -7405,20 +7411,91 @@
           <w:p>
             <w:pPr>
               <w:spacing w:after="20" w:line="300" w:lineRule="exact"/>
+              <w:rPr>
+                <w:sz w:val="21"/>
+                <w:lang w:val="en-US" w:eastAsia="zh-CN"/>
+              </w:rPr>
             </w:pPr>
             <w:r>
               <w:rPr>
                 <w:b/>
                 <w:sz w:val="21"/>
               </w:rPr>
-              <w:t>不能用于：</w:t>
-            </w:r>
-            <w:r>
-              <w:rPr>
-                <w:sz w:val="21"/>
-              </w:rPr>
-              <w:t>全市全方式出行规模、非出租车人群、工作日与非 7 月季节对比、机场等长尾场景的精细分析，以及车辆空驶与候客时段（不在轨迹内）的还原。</w:t>
-            </w:r>
+              <w:t>不能用于</w:t>
+            </w:r>
+            <w:r>
+              <w:rPr>
+                <w:rFonts w:hint="eastAsia"/>
+                <w:b/>
+                <w:sz w:val="21"/>
+                <w:lang w:val="en-US" w:eastAsia="zh-CN"/>
+              </w:rPr>
+              <w:t>:</w:t>
+            </w:r>
+            <w:r>
+              <w:rPr>
+                <w:rFonts w:hint="eastAsia"/>
+                <w:sz w:val="21"/>
+                <w:lang w:eastAsia="zh-CN"/>
+              </w:rPr>
+              <w:t>（</w:t>
+            </w:r>
+            <w:r>
+              <w:rPr>
+                <w:rFonts w:hint="eastAsia"/>
+                <w:sz w:val="21"/>
+                <w:lang w:val="en-US" w:eastAsia="zh-CN"/>
+              </w:rPr>
+              <w:t>1)全</w:t>
+            </w:r>
+            <w:bookmarkStart w:id="0" w:name="_GoBack"/>
+            <w:bookmarkEnd w:id="0"/>
+            <w:r>
+              <w:rPr>
+                <w:sz w:val="21"/>
+              </w:rPr>
+              <w:t>市全方式出行规模、非出租车人群、工作日与非 7 月季节对比、机场等长尾场景的精细分析，以及车辆空驶与候客时段（不在轨迹内）的还原。</w:t>
+            </w:r>
+            <w:r>
+              <w:rPr>
+                <w:sz w:val="21"/>
+                <w:lang w:val="en-US" w:eastAsia="zh-CN"/>
+              </w:rPr>
+              <w:t>本 100k 子集机场场景样本极少，不得基于本子集得出机场相关业务结论，如需分析机场必须使用完整数据集（约 171 万趟）。</w:t>
+            </w:r>
+          </w:p>
+          <w:p>
+            <w:pPr>
+              <w:spacing w:after="20" w:line="300" w:lineRule="exact"/>
+              <w:rPr>
+                <w:rFonts w:hint="eastAsia"/>
+                <w:sz w:val="21"/>
+                <w:lang w:val="en-US" w:eastAsia="zh-CN"/>
+              </w:rPr>
+            </w:pPr>
+            <w:r>
+              <w:rPr>
+                <w:rFonts w:hint="eastAsia"/>
+                <w:sz w:val="21"/>
+                <w:lang w:val="en-US" w:eastAsia="zh-CN"/>
+              </w:rPr>
+              <w:t xml:space="preserve">                   （2）全市全方式出行规模、非出租车人群、跨季节对比、机场等长尾场景精细分析；数据集仅保存载客行程 GPS 轨迹，出租车空驶、原地候客的过程没有被记录在 POLYLINE 字段中，因此不能用来还原出租车全天完整运营状态。</w:t>
+            </w:r>
+          </w:p>
+          <w:p>
+            <w:pPr>
+              <w:spacing w:after="20" w:line="300" w:lineRule="exact"/>
+              <w:rPr>
+                <w:rFonts w:hint="default"/>
+                <w:sz w:val="21"/>
+                <w:lang w:val="en-US" w:eastAsia="zh-CN"/>
+              </w:rPr>
+            </w:pPr>
+          </w:p>
+          <w:p>
+            <w:pPr>
+              <w:spacing w:after="20" w:line="300" w:lineRule="exact"/>
+            </w:pPr>
           </w:p>
           <w:p>
             <w:pPr>
@@ -9322,6 +9399,9 @@
           <w:p>
             <w:pPr>
               <w:spacing w:after="20" w:line="300" w:lineRule="exact"/>
+              <w:rPr>
+                <w:sz w:val="21"/>
+              </w:rPr>
             </w:pPr>
             <w:r>
               <w:rPr>
@@ -9333,9 +9413,32 @@
             <w:r>
               <w:rPr>
                 <w:sz w:val="21"/>
-              </w:rPr>
-              <w:t>按日统计时剔除或标注 7-21，避免拉低日均值。</w:t>
-            </w:r>
+                <w:lang w:val="en-US" w:eastAsia="zh-CN"/>
+              </w:rPr>
+              <w:t>7</w:t>
+            </w:r>
+            <w:r>
+              <w:rPr>
+                <w:sz w:val="21"/>
+                <w:lang w:val="en-US" w:eastAsia="zh-CN"/>
+              </w:rPr>
+              <w:noBreakHyphen/>
+            </w:r>
+            <w:r>
+              <w:rPr>
+                <w:sz w:val="21"/>
+                <w:lang w:val="en-US" w:eastAsia="zh-CN"/>
+              </w:rPr>
+              <w:t>21 数据量偏低属于数据集抽样截断导致，不属于现场采集故障；小时维度分析不受该条影响，按日聚合统计需要剔除或标注该日期。</w:t>
+            </w:r>
+          </w:p>
+          <w:p>
+            <w:pPr>
+              <w:spacing w:after="20" w:line="300" w:lineRule="exact"/>
+              <w:rPr>
+                <w:sz w:val="21"/>
+              </w:rPr>
+            </w:pPr>
           </w:p>
         </w:tc>
       </w:tr>
@@ -9841,6 +9944,12 @@
         <w:spacing w:before="0" w:after="0" w:line="440" w:lineRule="exact"/>
         <w:ind w:firstLine="480"/>
         <w:jc w:val="both"/>
+        <w:rPr>
+          <w:rFonts w:ascii="Times New Roman" w:hAnsi="Times New Roman" w:eastAsia="宋体"/>
+          <w:b w:val="0"/>
+          <w:color w:val="000000"/>
+          <w:sz w:val="24"/>
+        </w:rPr>
       </w:pPr>
       <w:r>
         <w:rPr>
@@ -9851,6 +9960,23 @@
         </w:rPr>
         <w:t>367 趟（0.37%）POLYLINE 为空，没有任何定位点，无法计算时长与空间归属，判定为“不通过”，清洗剔除。TRIP_ID、TAXI_ID、TIMESTAMP、POLYLINE 四个关键列缺失均为 0，判定为“通过”。</w:t>
       </w:r>
+      <w:r>
+        <w:rPr>
+          <w:rFonts w:ascii="Times New Roman" w:hAnsi="Times New Roman" w:eastAsia="宋体"/>
+          <w:b w:val="0"/>
+          <w:color w:val="000000"/>
+          <w:sz w:val="24"/>
+          <w:lang w:val="en-US" w:eastAsia="zh-CN"/>
+        </w:rPr>
+        <w:t>本数据集 MISSING_DATA 字段全部为 False，说明不存在单条轨迹内部发生 GPS 片段丢失的情况；轨迹质量问题仅表现为整条 POLYLINE 完全为空。</w:t>
+      </w:r>
+    </w:p>
+    <w:p>
+      <w:pPr>
+        <w:spacing w:before="0" w:after="0" w:line="440" w:lineRule="exact"/>
+        <w:ind w:firstLine="480"/>
+        <w:jc w:val="both"/>
+      </w:pPr>
     </w:p>
     <w:p>
       <w:pPr>
@@ -9934,9 +10060,11 @@
     </w:p>
     <w:p>
       <w:pPr>
-        <w:spacing w:before="0" w:after="0" w:line="440" w:lineRule="exact"/>
-        <w:ind w:firstLine="480"/>
-        <w:jc w:val="both"/>
+        <w:keepNext w:val="0"/>
+        <w:keepLines w:val="0"/>
+        <w:widowControl/>
+        <w:suppressLineNumbers w:val="0"/>
+        <w:jc w:val="left"/>
       </w:pPr>
       <w:r>
         <w:rPr>
@@ -9947,6 +10075,44 @@
         </w:rPr>
         <w:t>TRIP_ID 唯一值为 99,992 个，有 16 行（8 对）共用同一行程 ID。这些记录的轨迹与时间并不相同，并非简单重复，属于 ID 生成异常，判定为“警告”；分析时以完整记录区分，并将异常 ID 登记反馈。</w:t>
       </w:r>
+      <w:r>
+        <w:rPr>
+          <w:rFonts w:ascii="宋体" w:hAnsi="宋体" w:eastAsia="宋体" w:cs="宋体"/>
+          <w:kern w:val="0"/>
+          <w:sz w:val="24"/>
+          <w:szCs w:val="24"/>
+          <w:lang w:val="en-US" w:eastAsia="zh-CN" w:bidi="ar"/>
+        </w:rPr>
+        <w:t>后续分析</w:t>
+      </w:r>
+      <w:r>
+        <w:rPr>
+          <w:rStyle w:val="133"/>
+          <w:rFonts w:ascii="宋体" w:hAnsi="宋体" w:eastAsia="宋体" w:cs="宋体"/>
+          <w:kern w:val="0"/>
+          <w:sz w:val="24"/>
+          <w:szCs w:val="24"/>
+          <w:lang w:val="en-US" w:eastAsia="zh-CN" w:bidi="ar"/>
+        </w:rPr>
+        <w:t>不以 TRIP_ID 作为唯一主键</w:t>
+      </w:r>
+      <w:r>
+        <w:rPr>
+          <w:rFonts w:ascii="宋体" w:hAnsi="宋体" w:eastAsia="宋体" w:cs="宋体"/>
+          <w:kern w:val="0"/>
+          <w:sz w:val="24"/>
+          <w:szCs w:val="24"/>
+          <w:lang w:val="en-US" w:eastAsia="zh-CN" w:bidi="ar"/>
+        </w:rPr>
+        <w:t>，以完整记录行作为分析单元；异常 ID 记录登记归档，不做删除处理。</w:t>
+      </w:r>
+    </w:p>
+    <w:p>
+      <w:pPr>
+        <w:spacing w:before="0" w:after="0" w:line="440" w:lineRule="exact"/>
+        <w:ind w:firstLine="480"/>
+        <w:jc w:val="both"/>
+      </w:pPr>
     </w:p>
     <w:p>
       <w:pPr>
@@ -13628,6 +13794,7 @@
         </w:tblPrEx>
         <w:trPr>
           <w:cantSplit/>
+          <w:trHeight w:val="90" w:hRule="atLeast"/>
           <w:jc w:val="center"/>
         </w:trPr>
         <w:tc>
@@ -24695,7 +24862,7 @@
   <w:docDefaults>
     <w:rPrDefault>
       <w:rPr>
-        <w:rFonts w:asciiTheme="minorHAnsi" w:hAnsiTheme="minorHAnsi" w:eastAsiaTheme="minorEastAsia" w:cstheme="minorBidi"/>
+        <w:rFonts w:ascii="Times New Roman" w:hAnsi="Times New Roman" w:eastAsia="宋体" w:cs="Times New Roman"/>
       </w:rPr>
     </w:rPrDefault>
     <w:pPrDefault/>
@@ -24972,7 +25139,7 @@
     <w:name w:val="heading 1"/>
     <w:basedOn w:val="1"/>
     <w:next w:val="1"/>
-    <w:link w:val="138"/>
+    <w:link w:val="139"/>
     <w:qFormat/>
     <w:uiPriority w:val="9"/>
     <w:pPr>
@@ -24994,7 +25161,7 @@
     <w:name w:val="heading 2"/>
     <w:basedOn w:val="1"/>
     <w:next w:val="1"/>
-    <w:link w:val="139"/>
+    <w:link w:val="140"/>
     <w:unhideWhenUsed/>
     <w:qFormat/>
     <w:uiPriority w:val="9"/>
@@ -25017,7 +25184,7 @@
     <w:name w:val="heading 3"/>
     <w:basedOn w:val="1"/>
     <w:next w:val="1"/>
-    <w:link w:val="140"/>
+    <w:link w:val="141"/>
     <w:unhideWhenUsed/>
     <w:qFormat/>
     <w:uiPriority w:val="9"/>
@@ -25039,7 +25206,7 @@
     <w:name w:val="heading 4"/>
     <w:basedOn w:val="1"/>
     <w:next w:val="1"/>
-    <w:link w:val="150"/>
+    <w:link w:val="151"/>
     <w:semiHidden/>
     <w:unhideWhenUsed/>
     <w:qFormat/>
@@ -25068,7 +25235,7 @@
     <w:name w:val="heading 5"/>
     <w:basedOn w:val="1"/>
     <w:next w:val="1"/>
-    <w:link w:val="151"/>
+    <w:link w:val="152"/>
     <w:semiHidden/>
     <w:unhideWhenUsed/>
     <w:qFormat/>
@@ -25088,7 +25255,7 @@
     <w:name w:val="heading 6"/>
     <w:basedOn w:val="1"/>
     <w:next w:val="1"/>
-    <w:link w:val="152"/>
+    <w:link w:val="153"/>
     <w:semiHidden/>
     <w:unhideWhenUsed/>
     <w:qFormat/>
@@ -25110,7 +25277,7 @@
     <w:name w:val="heading 7"/>
     <w:basedOn w:val="1"/>
     <w:next w:val="1"/>
-    <w:link w:val="153"/>
+    <w:link w:val="154"/>
     <w:semiHidden/>
     <w:unhideWhenUsed/>
     <w:qFormat/>
@@ -25140,7 +25307,7 @@
     <w:name w:val="heading 8"/>
     <w:basedOn w:val="1"/>
     <w:next w:val="1"/>
-    <w:link w:val="154"/>
+    <w:link w:val="155"/>
     <w:semiHidden/>
     <w:unhideWhenUsed/>
     <w:qFormat/>
@@ -25167,7 +25334,7 @@
     <w:name w:val="heading 9"/>
     <w:basedOn w:val="1"/>
     <w:next w:val="1"/>
-    <w:link w:val="155"/>
+    <w:link w:val="156"/>
     <w:semiHidden/>
     <w:unhideWhenUsed/>
     <w:qFormat/>
@@ -25217,7 +25384,7 @@
   </w:style>
   <w:style w:type="paragraph" w:styleId="2">
     <w:name w:val="macro"/>
-    <w:link w:val="147"/>
+    <w:link w:val="148"/>
     <w:unhideWhenUsed/>
     <w:uiPriority w:val="99"/>
     <w:pPr>
@@ -25315,7 +25482,7 @@
   <w:style w:type="paragraph" w:styleId="17">
     <w:name w:val="Body Text 3"/>
     <w:basedOn w:val="1"/>
-    <w:link w:val="146"/>
+    <w:link w:val="147"/>
     <w:unhideWhenUsed/>
     <w:uiPriority w:val="99"/>
     <w:pPr>
@@ -25342,7 +25509,7 @@
   <w:style w:type="paragraph" w:styleId="19">
     <w:name w:val="Body Text"/>
     <w:basedOn w:val="1"/>
-    <w:link w:val="144"/>
+    <w:link w:val="145"/>
     <w:unhideWhenUsed/>
     <w:uiPriority w:val="99"/>
     <w:pPr>
@@ -25399,7 +25566,7 @@
   <w:style w:type="paragraph" w:styleId="24">
     <w:name w:val="footer"/>
     <w:basedOn w:val="1"/>
-    <w:link w:val="136"/>
+    <w:link w:val="137"/>
     <w:unhideWhenUsed/>
     <w:uiPriority w:val="99"/>
     <w:pPr>
@@ -25413,7 +25580,7 @@
   <w:style w:type="paragraph" w:styleId="25">
     <w:name w:val="header"/>
     <w:basedOn w:val="1"/>
-    <w:link w:val="135"/>
+    <w:link w:val="136"/>
     <w:unhideWhenUsed/>
     <w:uiPriority w:val="99"/>
     <w:pPr>
@@ -25428,7 +25595,7 @@
     <w:name w:val="Subtitle"/>
     <w:basedOn w:val="1"/>
     <w:next w:val="1"/>
-    <w:link w:val="142"/>
+    <w:link w:val="143"/>
     <w:qFormat/>
     <w:uiPriority w:val="11"/>
     <w:rPr>
@@ -25459,7 +25626,7 @@
   <w:style w:type="paragraph" w:styleId="28">
     <w:name w:val="Body Text 2"/>
     <w:basedOn w:val="1"/>
-    <w:link w:val="145"/>
+    <w:link w:val="146"/>
     <w:unhideWhenUsed/>
     <w:uiPriority w:val="99"/>
     <w:pPr>
@@ -25492,7 +25659,7 @@
     <w:name w:val="Title"/>
     <w:basedOn w:val="1"/>
     <w:next w:val="1"/>
-    <w:link w:val="141"/>
+    <w:link w:val="142"/>
     <w:qFormat/>
     <w:uiPriority w:val="10"/>
     <w:pPr>
@@ -36962,19 +37129,30 @@
       <w:iCs/>
     </w:rPr>
   </w:style>
-  <w:style w:type="character" w:customStyle="1" w:styleId="135">
+  <w:style w:type="character" w:styleId="135">
+    <w:name w:val="HTML Code"/>
+    <w:basedOn w:val="132"/>
+    <w:semiHidden/>
+    <w:unhideWhenUsed/>
+    <w:uiPriority w:val="99"/>
+    <w:rPr>
+      <w:rFonts w:ascii="Courier New" w:hAnsi="Courier New"/>
+      <w:sz w:val="20"/>
+    </w:rPr>
+  </w:style>
+  <w:style w:type="character" w:customStyle="1" w:styleId="136">
     <w:name w:val="Header Char"/>
     <w:basedOn w:val="132"/>
     <w:link w:val="25"/>
     <w:uiPriority w:val="99"/>
   </w:style>
-  <w:style w:type="character" w:customStyle="1" w:styleId="136">
+  <w:style w:type="character" w:customStyle="1" w:styleId="137">
     <w:name w:val="Footer Char"/>
     <w:basedOn w:val="132"/>
     <w:link w:val="24"/>
     <w:uiPriority w:val="99"/>
   </w:style>
-  <w:style w:type="paragraph" w:styleId="137">
+  <w:style w:type="paragraph" w:styleId="138">
     <w:name w:val="No Spacing"/>
     <w:qFormat/>
     <w:uiPriority w:val="1"/>
@@ -36988,7 +37166,7 @@
       <w:lang w:val="en-US" w:eastAsia="en-US" w:bidi="ar-SA"/>
     </w:rPr>
   </w:style>
-  <w:style w:type="character" w:customStyle="1" w:styleId="138">
+  <w:style w:type="character" w:customStyle="1" w:styleId="139">
     <w:name w:val="Heading 1 Char"/>
     <w:basedOn w:val="132"/>
     <w:link w:val="3"/>
@@ -37002,7 +37180,7 @@
       <w:szCs w:val="28"/>
     </w:rPr>
   </w:style>
-  <w:style w:type="character" w:customStyle="1" w:styleId="139">
+  <w:style w:type="character" w:customStyle="1" w:styleId="140">
     <w:name w:val="Heading 2 Char"/>
     <w:basedOn w:val="132"/>
     <w:link w:val="4"/>
@@ -37021,7 +37199,7 @@
       </w14:textFill>
     </w:rPr>
   </w:style>
-  <w:style w:type="character" w:customStyle="1" w:styleId="140">
+  <w:style w:type="character" w:customStyle="1" w:styleId="141">
     <w:name w:val="Heading 3 Char"/>
     <w:basedOn w:val="132"/>
     <w:link w:val="5"/>
@@ -37038,7 +37216,7 @@
       </w14:textFill>
     </w:rPr>
   </w:style>
-  <w:style w:type="character" w:customStyle="1" w:styleId="141">
+  <w:style w:type="character" w:customStyle="1" w:styleId="142">
     <w:name w:val="Title Char"/>
     <w:basedOn w:val="132"/>
     <w:link w:val="31"/>
@@ -37052,7 +37230,7 @@
       <w:szCs w:val="52"/>
     </w:rPr>
   </w:style>
-  <w:style w:type="character" w:customStyle="1" w:styleId="142">
+  <w:style w:type="character" w:customStyle="1" w:styleId="143">
     <w:name w:val="Subtitle Char"/>
     <w:basedOn w:val="132"/>
     <w:link w:val="26"/>
@@ -37072,7 +37250,7 @@
       </w14:textFill>
     </w:rPr>
   </w:style>
-  <w:style w:type="paragraph" w:styleId="143">
+  <w:style w:type="paragraph" w:styleId="144">
     <w:name w:val="List Paragraph"/>
     <w:basedOn w:val="1"/>
     <w:qFormat/>
@@ -37082,19 +37260,19 @@
       <w:contextualSpacing/>
     </w:pPr>
   </w:style>
-  <w:style w:type="character" w:customStyle="1" w:styleId="144">
+  <w:style w:type="character" w:customStyle="1" w:styleId="145">
     <w:name w:val="Body Text Char"/>
     <w:basedOn w:val="132"/>
     <w:link w:val="19"/>
     <w:uiPriority w:val="99"/>
   </w:style>
-  <w:style w:type="character" w:customStyle="1" w:styleId="145">
+  <w:style w:type="character" w:customStyle="1" w:styleId="146">
     <w:name w:val="Body Text 2 Char"/>
     <w:basedOn w:val="132"/>
     <w:link w:val="28"/>
     <w:uiPriority w:val="99"/>
   </w:style>
-  <w:style w:type="character" w:customStyle="1" w:styleId="146">
+  <w:style w:type="character" w:customStyle="1" w:styleId="147">
     <w:name w:val="Body Text 3 Char"/>
     <w:basedOn w:val="132"/>
     <w:link w:val="17"/>
@@ -37105,7 +37283,7 @@
       <w:szCs w:val="16"/>
     </w:rPr>
   </w:style>
-  <w:style w:type="character" w:customStyle="1" w:styleId="147">
+  <w:style w:type="character" w:customStyle="1" w:styleId="148">
     <w:name w:val="Macro Text Char"/>
     <w:basedOn w:val="132"/>
     <w:link w:val="2"/>
@@ -37116,11 +37294,11 @@
       <w:szCs w:val="20"/>
     </w:rPr>
   </w:style>
-  <w:style w:type="paragraph" w:styleId="148">
+  <w:style w:type="paragraph" w:styleId="149">
     <w:name w:val="Quote"/>
     <w:basedOn w:val="1"/>
     <w:next w:val="1"/>
-    <w:link w:val="149"/>
+    <w:link w:val="150"/>
     <w:qFormat/>
     <w:uiPriority w:val="29"/>
     <w:rPr>
@@ -37134,10 +37312,10 @@
       </w14:textFill>
     </w:rPr>
   </w:style>
-  <w:style w:type="character" w:customStyle="1" w:styleId="149">
+  <w:style w:type="character" w:customStyle="1" w:styleId="150">
     <w:name w:val="Quote Char"/>
     <w:basedOn w:val="132"/>
-    <w:link w:val="148"/>
+    <w:link w:val="149"/>
     <w:uiPriority w:val="29"/>
     <w:rPr>
       <w:i/>
@@ -37150,7 +37328,7 @@
       </w14:textFill>
     </w:rPr>
   </w:style>
-  <w:style w:type="character" w:customStyle="1" w:styleId="150">
+  <w:style w:type="character" w:customStyle="1" w:styleId="151">
     <w:name w:val="Heading 4 Char"/>
     <w:basedOn w:val="132"/>
     <w:link w:val="6"/>
@@ -37170,7 +37348,7 @@
       </w14:textFill>
     </w:rPr>
   </w:style>
-  <w:style w:type="character" w:customStyle="1" w:styleId="151">
+  <w:style w:type="character" w:customStyle="1" w:styleId="152">
     <w:name w:val="Heading 5 Char"/>
     <w:basedOn w:val="132"/>
     <w:link w:val="7"/>
@@ -37181,7 +37359,7 @@
       <w:color w:val="254061" w:themeColor="accent1" w:themeShade="80"/>
     </w:rPr>
   </w:style>
-  <w:style w:type="character" w:customStyle="1" w:styleId="152">
+  <w:style w:type="character" w:customStyle="1" w:styleId="153">
     <w:name w:val="Heading 6 Char"/>
     <w:basedOn w:val="132"/>
     <w:link w:val="8"/>
@@ -37194,7 +37372,7 @@
       <w:color w:val="254061" w:themeColor="accent1" w:themeShade="80"/>
     </w:rPr>
   </w:style>
-  <w:style w:type="character" w:customStyle="1" w:styleId="153">
+  <w:style w:type="character" w:customStyle="1" w:styleId="154">
     <w:name w:val="Heading 7 Char"/>
     <w:basedOn w:val="132"/>
     <w:link w:val="9"/>
@@ -37215,7 +37393,7 @@
       </w14:textFill>
     </w:rPr>
   </w:style>
-  <w:style w:type="character" w:customStyle="1" w:styleId="154">
+  <w:style w:type="character" w:customStyle="1" w:styleId="155">
     <w:name w:val="Heading 8 Char"/>
     <w:basedOn w:val="132"/>
     <w:link w:val="10"/>
@@ -37233,7 +37411,7 @@
       </w14:textFill>
     </w:rPr>
   </w:style>
-  <w:style w:type="character" w:customStyle="1" w:styleId="155">
+  <w:style w:type="character" w:customStyle="1" w:styleId="156">
     <w:name w:val="Heading 9 Char"/>
     <w:basedOn w:val="132"/>
     <w:link w:val="11"/>
@@ -37256,11 +37434,11 @@
       </w14:textFill>
     </w:rPr>
   </w:style>
-  <w:style w:type="paragraph" w:styleId="156">
+  <w:style w:type="paragraph" w:styleId="157">
     <w:name w:val="Intense Quote"/>
     <w:basedOn w:val="1"/>
     <w:next w:val="1"/>
-    <w:link w:val="157"/>
+    <w:link w:val="158"/>
     <w:qFormat/>
     <w:uiPriority w:val="30"/>
     <w:pPr>
@@ -37283,10 +37461,10 @@
       </w14:textFill>
     </w:rPr>
   </w:style>
-  <w:style w:type="character" w:customStyle="1" w:styleId="157">
+  <w:style w:type="character" w:customStyle="1" w:styleId="158">
     <w:name w:val="Intense Quote Char"/>
     <w:basedOn w:val="132"/>
-    <w:link w:val="156"/>
+    <w:link w:val="157"/>
     <w:uiPriority w:val="30"/>
     <w:rPr>
       <w:b/>
@@ -37301,7 +37479,7 @@
       </w14:textFill>
     </w:rPr>
   </w:style>
-  <w:style w:type="character" w:customStyle="1" w:styleId="158">
+  <w:style w:type="character" w:customStyle="1" w:styleId="159">
     <w:name w:val="Subtle Emphasis"/>
     <w:basedOn w:val="132"/>
     <w:qFormat/>
@@ -37320,7 +37498,7 @@
       </w14:textFill>
     </w:rPr>
   </w:style>
-  <w:style w:type="character" w:customStyle="1" w:styleId="159">
+  <w:style w:type="character" w:customStyle="1" w:styleId="160">
     <w:name w:val="Intense Emphasis"/>
     <w:basedOn w:val="132"/>
     <w:qFormat/>
@@ -37338,7 +37516,7 @@
       </w14:textFill>
     </w:rPr>
   </w:style>
-  <w:style w:type="character" w:customStyle="1" w:styleId="160">
+  <w:style w:type="character" w:customStyle="1" w:styleId="161">
     <w:name w:val="Subtle Reference"/>
     <w:basedOn w:val="132"/>
     <w:qFormat/>
@@ -37354,7 +37532,7 @@
       </w14:textFill>
     </w:rPr>
   </w:style>
-  <w:style w:type="character" w:customStyle="1" w:styleId="161">
+  <w:style w:type="character" w:customStyle="1" w:styleId="162">
     <w:name w:val="Intense Reference"/>
     <w:basedOn w:val="132"/>
     <w:qFormat/>
@@ -37373,7 +37551,7 @@
       </w14:textFill>
     </w:rPr>
   </w:style>
-  <w:style w:type="character" w:customStyle="1" w:styleId="162">
+  <w:style w:type="character" w:customStyle="1" w:styleId="163">
     <w:name w:val="Book Title"/>
     <w:basedOn w:val="132"/>
     <w:qFormat/>
@@ -37385,7 +37563,7 @@
       <w:spacing w:val="5"/>
     </w:rPr>
   </w:style>
-  <w:style w:type="paragraph" w:customStyle="1" w:styleId="163">
+  <w:style w:type="paragraph" w:customStyle="1" w:styleId="164">
     <w:name w:val="TOC Heading"/>
     <w:basedOn w:val="3"/>
     <w:next w:val="1"/>

--- a/report/波尔图出租车轨迹数据质量分析报告.docx
+++ b/report/波尔图出租车轨迹数据质量分析报告.docx
@@ -51,18 +51,13 @@
       <w:pPr>
         <w:spacing w:before="0" w:after="80" w:line="440" w:lineRule="exact"/>
         <w:jc w:val="center"/>
-        <w:rPr>
-          <w:sz w:val="20"/>
-          <w:szCs w:val="18"/>
-        </w:rPr>
       </w:pPr>
       <w:r>
         <w:rPr>
           <w:rFonts w:ascii="Times New Roman" w:hAnsi="Times New Roman" w:eastAsia="宋体"/>
           <w:b/>
           <w:color w:val="000000"/>
-          <w:sz w:val="40"/>
-          <w:szCs w:val="18"/>
+          <w:sz w:val="52"/>
         </w:rPr>
         <w:t>波尔图出租车轨迹数据</w:t>
       </w:r>
@@ -77,8 +72,7 @@
           <w:rFonts w:ascii="Times New Roman" w:hAnsi="Times New Roman" w:eastAsia="宋体"/>
           <w:b/>
           <w:color w:val="000000"/>
-          <w:sz w:val="32"/>
-          <w:szCs w:val="18"/>
+          <w:sz w:val="44"/>
         </w:rPr>
         <w:t>数据质量分析报告</w:t>
       </w:r>
@@ -1102,18 +1096,7 @@
             <w:pPr>
               <w:spacing w:before="40" w:after="40" w:line="240" w:lineRule="auto"/>
               <w:jc w:val="left"/>
-              <w:rPr>
-                <w:rFonts w:hint="eastAsia" w:eastAsia="宋体"/>
-                <w:lang w:val="en-US" w:eastAsia="zh-CN"/>
-              </w:rPr>
-            </w:pPr>
-            <w:r>
-              <w:rPr>
-                <w:rFonts w:hint="eastAsia"/>
-                <w:lang w:val="en-US" w:eastAsia="zh-CN"/>
-              </w:rPr>
-              <w:t>吕宛泽</w:t>
-            </w:r>
+            </w:pPr>
           </w:p>
         </w:tc>
       </w:tr>
@@ -7411,91 +7394,20 @@
           <w:p>
             <w:pPr>
               <w:spacing w:after="20" w:line="300" w:lineRule="exact"/>
-              <w:rPr>
-                <w:sz w:val="21"/>
-                <w:lang w:val="en-US" w:eastAsia="zh-CN"/>
-              </w:rPr>
             </w:pPr>
             <w:r>
               <w:rPr>
                 <w:b/>
                 <w:sz w:val="21"/>
               </w:rPr>
-              <w:t>不能用于</w:t>
-            </w:r>
-            <w:r>
-              <w:rPr>
-                <w:rFonts w:hint="eastAsia"/>
-                <w:b/>
-                <w:sz w:val="21"/>
-                <w:lang w:val="en-US" w:eastAsia="zh-CN"/>
-              </w:rPr>
-              <w:t>:</w:t>
-            </w:r>
-            <w:r>
-              <w:rPr>
-                <w:rFonts w:hint="eastAsia"/>
-                <w:sz w:val="21"/>
-                <w:lang w:eastAsia="zh-CN"/>
-              </w:rPr>
-              <w:t>（</w:t>
-            </w:r>
-            <w:r>
-              <w:rPr>
-                <w:rFonts w:hint="eastAsia"/>
-                <w:sz w:val="21"/>
-                <w:lang w:val="en-US" w:eastAsia="zh-CN"/>
-              </w:rPr>
-              <w:t>1)全</w:t>
-            </w:r>
-            <w:bookmarkStart w:id="0" w:name="_GoBack"/>
-            <w:bookmarkEnd w:id="0"/>
-            <w:r>
-              <w:rPr>
-                <w:sz w:val="21"/>
-              </w:rPr>
-              <w:t>市全方式出行规模、非出租车人群、工作日与非 7 月季节对比、机场等长尾场景的精细分析，以及车辆空驶与候客时段（不在轨迹内）的还原。</w:t>
-            </w:r>
-            <w:r>
-              <w:rPr>
-                <w:sz w:val="21"/>
-                <w:lang w:val="en-US" w:eastAsia="zh-CN"/>
-              </w:rPr>
-              <w:t>本 100k 子集机场场景样本极少，不得基于本子集得出机场相关业务结论，如需分析机场必须使用完整数据集（约 171 万趟）。</w:t>
-            </w:r>
-          </w:p>
-          <w:p>
-            <w:pPr>
-              <w:spacing w:after="20" w:line="300" w:lineRule="exact"/>
-              <w:rPr>
-                <w:rFonts w:hint="eastAsia"/>
-                <w:sz w:val="21"/>
-                <w:lang w:val="en-US" w:eastAsia="zh-CN"/>
-              </w:rPr>
-            </w:pPr>
-            <w:r>
-              <w:rPr>
-                <w:rFonts w:hint="eastAsia"/>
-                <w:sz w:val="21"/>
-                <w:lang w:val="en-US" w:eastAsia="zh-CN"/>
-              </w:rPr>
-              <w:t xml:space="preserve">                   （2）全市全方式出行规模、非出租车人群、跨季节对比、机场等长尾场景精细分析；数据集仅保存载客行程 GPS 轨迹，出租车空驶、原地候客的过程没有被记录在 POLYLINE 字段中，因此不能用来还原出租车全天完整运营状态。</w:t>
-            </w:r>
-          </w:p>
-          <w:p>
-            <w:pPr>
-              <w:spacing w:after="20" w:line="300" w:lineRule="exact"/>
-              <w:rPr>
-                <w:rFonts w:hint="default"/>
-                <w:sz w:val="21"/>
-                <w:lang w:val="en-US" w:eastAsia="zh-CN"/>
-              </w:rPr>
-            </w:pPr>
-          </w:p>
-          <w:p>
-            <w:pPr>
-              <w:spacing w:after="20" w:line="300" w:lineRule="exact"/>
-            </w:pPr>
+              <w:t>不能用于：</w:t>
+            </w:r>
+            <w:r>
+              <w:rPr>
+                <w:sz w:val="21"/>
+              </w:rPr>
+              <w:t>全市全方式出行规模、非出租车人群、工作日与非 7 月季节对比、机场等长尾场景的精细分析，以及车辆空驶与候客时段（不在轨迹内）的还原。</w:t>
+            </w:r>
           </w:p>
           <w:p>
             <w:pPr>
@@ -9399,9 +9311,6 @@
           <w:p>
             <w:pPr>
               <w:spacing w:after="20" w:line="300" w:lineRule="exact"/>
-              <w:rPr>
-                <w:sz w:val="21"/>
-              </w:rPr>
             </w:pPr>
             <w:r>
               <w:rPr>
@@ -9413,32 +9322,9 @@
             <w:r>
               <w:rPr>
                 <w:sz w:val="21"/>
-                <w:lang w:val="en-US" w:eastAsia="zh-CN"/>
-              </w:rPr>
-              <w:t>7</w:t>
-            </w:r>
-            <w:r>
-              <w:rPr>
-                <w:sz w:val="21"/>
-                <w:lang w:val="en-US" w:eastAsia="zh-CN"/>
-              </w:rPr>
-              <w:noBreakHyphen/>
-            </w:r>
-            <w:r>
-              <w:rPr>
-                <w:sz w:val="21"/>
-                <w:lang w:val="en-US" w:eastAsia="zh-CN"/>
-              </w:rPr>
-              <w:t>21 数据量偏低属于数据集抽样截断导致，不属于现场采集故障；小时维度分析不受该条影响，按日聚合统计需要剔除或标注该日期。</w:t>
-            </w:r>
-          </w:p>
-          <w:p>
-            <w:pPr>
-              <w:spacing w:after="20" w:line="300" w:lineRule="exact"/>
-              <w:rPr>
-                <w:sz w:val="21"/>
-              </w:rPr>
-            </w:pPr>
+              </w:rPr>
+              <w:t>按日统计时剔除或标注 7-21，避免拉低日均值。</w:t>
+            </w:r>
           </w:p>
         </w:tc>
       </w:tr>
@@ -9944,12 +9830,6 @@
         <w:spacing w:before="0" w:after="0" w:line="440" w:lineRule="exact"/>
         <w:ind w:firstLine="480"/>
         <w:jc w:val="both"/>
-        <w:rPr>
-          <w:rFonts w:ascii="Times New Roman" w:hAnsi="Times New Roman" w:eastAsia="宋体"/>
-          <w:b w:val="0"/>
-          <w:color w:val="000000"/>
-          <w:sz w:val="24"/>
-        </w:rPr>
       </w:pPr>
       <w:r>
         <w:rPr>
@@ -9960,23 +9840,6 @@
         </w:rPr>
         <w:t>367 趟（0.37%）POLYLINE 为空，没有任何定位点，无法计算时长与空间归属，判定为“不通过”，清洗剔除。TRIP_ID、TAXI_ID、TIMESTAMP、POLYLINE 四个关键列缺失均为 0，判定为“通过”。</w:t>
       </w:r>
-      <w:r>
-        <w:rPr>
-          <w:rFonts w:ascii="Times New Roman" w:hAnsi="Times New Roman" w:eastAsia="宋体"/>
-          <w:b w:val="0"/>
-          <w:color w:val="000000"/>
-          <w:sz w:val="24"/>
-          <w:lang w:val="en-US" w:eastAsia="zh-CN"/>
-        </w:rPr>
-        <w:t>本数据集 MISSING_DATA 字段全部为 False，说明不存在单条轨迹内部发生 GPS 片段丢失的情况；轨迹质量问题仅表现为整条 POLYLINE 完全为空。</w:t>
-      </w:r>
-    </w:p>
-    <w:p>
-      <w:pPr>
-        <w:spacing w:before="0" w:after="0" w:line="440" w:lineRule="exact"/>
-        <w:ind w:firstLine="480"/>
-        <w:jc w:val="both"/>
-      </w:pPr>
     </w:p>
     <w:p>
       <w:pPr>
@@ -10060,11 +9923,9 @@
     </w:p>
     <w:p>
       <w:pPr>
-        <w:keepNext w:val="0"/>
-        <w:keepLines w:val="0"/>
-        <w:widowControl/>
-        <w:suppressLineNumbers w:val="0"/>
-        <w:jc w:val="left"/>
+        <w:spacing w:before="0" w:after="0" w:line="440" w:lineRule="exact"/>
+        <w:ind w:firstLine="480"/>
+        <w:jc w:val="both"/>
       </w:pPr>
       <w:r>
         <w:rPr>
@@ -10075,44 +9936,6 @@
         </w:rPr>
         <w:t>TRIP_ID 唯一值为 99,992 个，有 16 行（8 对）共用同一行程 ID。这些记录的轨迹与时间并不相同，并非简单重复，属于 ID 生成异常，判定为“警告”；分析时以完整记录区分，并将异常 ID 登记反馈。</w:t>
       </w:r>
-      <w:r>
-        <w:rPr>
-          <w:rFonts w:ascii="宋体" w:hAnsi="宋体" w:eastAsia="宋体" w:cs="宋体"/>
-          <w:kern w:val="0"/>
-          <w:sz w:val="24"/>
-          <w:szCs w:val="24"/>
-          <w:lang w:val="en-US" w:eastAsia="zh-CN" w:bidi="ar"/>
-        </w:rPr>
-        <w:t>后续分析</w:t>
-      </w:r>
-      <w:r>
-        <w:rPr>
-          <w:rStyle w:val="133"/>
-          <w:rFonts w:ascii="宋体" w:hAnsi="宋体" w:eastAsia="宋体" w:cs="宋体"/>
-          <w:kern w:val="0"/>
-          <w:sz w:val="24"/>
-          <w:szCs w:val="24"/>
-          <w:lang w:val="en-US" w:eastAsia="zh-CN" w:bidi="ar"/>
-        </w:rPr>
-        <w:t>不以 TRIP_ID 作为唯一主键</w:t>
-      </w:r>
-      <w:r>
-        <w:rPr>
-          <w:rFonts w:ascii="宋体" w:hAnsi="宋体" w:eastAsia="宋体" w:cs="宋体"/>
-          <w:kern w:val="0"/>
-          <w:sz w:val="24"/>
-          <w:szCs w:val="24"/>
-          <w:lang w:val="en-US" w:eastAsia="zh-CN" w:bidi="ar"/>
-        </w:rPr>
-        <w:t>，以完整记录行作为分析单元；异常 ID 记录登记归档，不做删除处理。</w:t>
-      </w:r>
-    </w:p>
-    <w:p>
-      <w:pPr>
-        <w:spacing w:before="0" w:after="0" w:line="440" w:lineRule="exact"/>
-        <w:ind w:firstLine="480"/>
-        <w:jc w:val="both"/>
-      </w:pPr>
     </w:p>
     <w:p>
       <w:pPr>
@@ -12710,7 +12533,25 @@
           <w:color w:val="000000"/>
           <w:sz w:val="24"/>
         </w:rPr>
-        <w:t>上车点按 1km 网格聚合，覆盖 293 个网格，最密网格（市中心）发车 21,558 趟、占全部 21.6%，上车点高度集中在波尔图市区（图 6-2）。</w:t>
+        <w:t>上车点按 1km 网格聚合，</w:t>
+      </w:r>
+      <w:r>
+        <w:rPr>
+          <w:rFonts w:hint="eastAsia" w:ascii="Times New Roman" w:hAnsi="Times New Roman" w:eastAsia="宋体"/>
+          <w:b w:val="0"/>
+          <w:color w:val="000000"/>
+          <w:sz w:val="24"/>
+        </w:rPr>
+        <w:t>搜索 293 改为 298；搜索 21,558 改为 20,663；搜索 21.6% 改为 20.7%</w:t>
+      </w:r>
+      <w:r>
+        <w:rPr>
+          <w:rFonts w:ascii="Times New Roman" w:hAnsi="Times New Roman" w:eastAsia="宋体"/>
+          <w:b w:val="0"/>
+          <w:color w:val="000000"/>
+          <w:sz w:val="24"/>
+        </w:rPr>
+        <w:t>，上车点高度集中在波尔图市区（图 6-2）。</w:t>
       </w:r>
     </w:p>
     <w:p>
@@ -12942,7 +12783,25 @@
           <w:color w:val="000000"/>
           <w:sz w:val="24"/>
         </w:rPr>
-        <w:t>站台坐标取各站台发车首点的中位数。定位点对该中位坐标的离散度中位仅 6.5 米、P90 为 14.7 米，说明中位数定位稳健准确；个别低频站台因样本少、最大离散约 11 公里，使用时以中位数为准并标注低频站台。站台间距（图 6-3）中位很小，符合市中心站台密集、且坐标由首点反推的特征。</w:t>
+        <w:t>站台坐标取各站台发车首点的中位数。</w:t>
+      </w:r>
+      <w:r>
+        <w:rPr>
+          <w:rFonts w:hint="eastAsia" w:ascii="Times New Roman" w:hAnsi="Times New Roman" w:eastAsia="宋体"/>
+          <w:b w:val="0"/>
+          <w:color w:val="000000"/>
+          <w:sz w:val="24"/>
+        </w:rPr>
+        <w:t>搜索 6.5 改为 160。</w:t>
+      </w:r>
+      <w:r>
+        <w:rPr>
+          <w:rFonts w:ascii="Times New Roman" w:hAnsi="Times New Roman" w:eastAsia="宋体"/>
+          <w:b w:val="0"/>
+          <w:color w:val="000000"/>
+          <w:sz w:val="24"/>
+        </w:rPr>
+        <w:t>说明中位数定位稳健准确；个别低频站台因样本少、最大离散约 11 公里，使用时以中位数为准并标注低频站台。站台间距（图 6-3）中位很小，符合市中心站台密集、且坐标由首点反推的特征。</w:t>
       </w:r>
     </w:p>
     <w:p>
@@ -13794,7 +13653,6 @@
         </w:tblPrEx>
         <w:trPr>
           <w:cantSplit/>
-          <w:trHeight w:val="90" w:hRule="atLeast"/>
           <w:jc w:val="center"/>
         </w:trPr>
         <w:tc>
@@ -18977,6 +18835,7 @@
               <w:spacing w:before="40" w:after="40" w:line="240" w:lineRule="auto"/>
               <w:jc w:val="center"/>
             </w:pPr>
+            <w:bookmarkStart w:id="0" w:name="_GoBack"/>
             <w:r>
               <w:rPr>
                 <w:rFonts w:ascii="Times New Roman" w:hAnsi="Times New Roman" w:eastAsia="宋体"/>
@@ -19095,6 +18954,155 @@
                 <w:sz w:val="19"/>
               </w:rPr>
               <w:t>无需处理</w:t>
+            </w:r>
+          </w:p>
+        </w:tc>
+      </w:tr>
+      <w:bookmarkEnd w:id="0"/>
+      <w:tr>
+        <w:tblPrEx>
+          <w:tblBorders>
+            <w:top w:val="single" w:color="auto" w:sz="4" w:space="0"/>
+            <w:left w:val="single" w:color="auto" w:sz="4" w:space="0"/>
+            <w:bottom w:val="single" w:color="auto" w:sz="4" w:space="0"/>
+            <w:right w:val="single" w:color="auto" w:sz="4" w:space="0"/>
+            <w:insideH w:val="single" w:color="auto" w:sz="4" w:space="0"/>
+            <w:insideV w:val="single" w:color="auto" w:sz="4" w:space="0"/>
+          </w:tblBorders>
+          <w:tblCellMar>
+            <w:top w:w="0" w:type="dxa"/>
+            <w:left w:w="108" w:type="dxa"/>
+            <w:bottom w:w="0" w:type="dxa"/>
+            <w:right w:w="108" w:type="dxa"/>
+          </w:tblCellMar>
+        </w:tblPrEx>
+        <w:trPr>
+          <w:cantSplit/>
+          <w:jc w:val="center"/>
+        </w:trPr>
+        <w:tc>
+          <w:tcPr>
+            <w:tcW w:w="907" w:type="dxa"/>
+            <w:vAlign w:val="center"/>
+          </w:tcPr>
+          <w:p>
+            <w:pPr>
+              <w:spacing w:before="40" w:after="40" w:line="240" w:lineRule="auto"/>
+              <w:jc w:val="center"/>
+            </w:pPr>
+            <w:r>
+              <w:rPr>
+                <w:rFonts w:ascii="Times New Roman" w:hAnsi="Times New Roman" w:eastAsia="宋体"/>
+                <w:b w:val="0"/>
+                <w:color w:val="000000"/>
+                <w:sz w:val="19"/>
+              </w:rPr>
+              <w:t>DQ-07</w:t>
+            </w:r>
+          </w:p>
+        </w:tc>
+        <w:tc>
+          <w:tcPr>
+            <w:tcW w:w="907" w:type="dxa"/>
+            <w:vAlign w:val="center"/>
+          </w:tcPr>
+          <w:p>
+            <w:pPr>
+              <w:spacing w:before="40" w:after="40" w:line="240" w:lineRule="auto"/>
+              <w:jc w:val="center"/>
+            </w:pPr>
+            <w:r>
+              <w:rPr>
+                <w:rFonts w:ascii="Times New Roman" w:hAnsi="Times New Roman" w:eastAsia="宋体"/>
+                <w:b w:val="0"/>
+                <w:color w:val="000000"/>
+                <w:sz w:val="19"/>
+              </w:rPr>
+              <w:t>规范性</w:t>
+            </w:r>
+          </w:p>
+        </w:tc>
+        <w:tc>
+          <w:tcPr>
+            <w:tcW w:w="1587" w:type="dxa"/>
+            <w:vAlign w:val="center"/>
+          </w:tcPr>
+          <w:p>
+            <w:pPr>
+              <w:spacing w:before="40" w:after="40" w:line="240" w:lineRule="auto"/>
+              <w:jc w:val="left"/>
+            </w:pPr>
+            <w:r>
+              <w:rPr>
+                <w:rFonts w:ascii="Times New Roman" w:hAnsi="Times New Roman" w:eastAsia="宋体"/>
+                <w:b w:val="0"/>
+                <w:color w:val="000000"/>
+                <w:sz w:val="19"/>
+              </w:rPr>
+              <w:t>坐标范围</w:t>
+            </w:r>
+          </w:p>
+        </w:tc>
+        <w:tc>
+          <w:tcPr>
+            <w:tcW w:w="2494" w:type="dxa"/>
+            <w:vAlign w:val="center"/>
+          </w:tcPr>
+          <w:p>
+            <w:pPr>
+              <w:spacing w:before="40" w:after="40" w:line="240" w:lineRule="auto"/>
+              <w:jc w:val="left"/>
+            </w:pPr>
+            <w:r>
+              <w:rPr>
+                <w:rFonts w:ascii="Times New Roman" w:hAnsi="Times New Roman" w:eastAsia="宋体"/>
+                <w:b w:val="0"/>
+                <w:color w:val="000000"/>
+                <w:sz w:val="19"/>
+              </w:rPr>
+              <w:t>越界 15 趟，范围异常宽</w:t>
+            </w:r>
+          </w:p>
+        </w:tc>
+        <w:tc>
+          <w:tcPr>
+            <w:tcW w:w="794" w:type="dxa"/>
+            <w:vAlign w:val="center"/>
+          </w:tcPr>
+          <w:p>
+            <w:pPr>
+              <w:spacing w:before="40" w:after="40" w:line="240" w:lineRule="auto"/>
+              <w:jc w:val="center"/>
+            </w:pPr>
+            <w:r>
+              <w:rPr>
+                <w:rFonts w:ascii="Times New Roman" w:hAnsi="Times New Roman" w:eastAsia="宋体"/>
+                <w:b w:val="0"/>
+                <w:color w:val="000000"/>
+                <w:sz w:val="19"/>
+              </w:rPr>
+              <w:t>警告</w:t>
+            </w:r>
+          </w:p>
+        </w:tc>
+        <w:tc>
+          <w:tcPr>
+            <w:tcW w:w="2381" w:type="dxa"/>
+            <w:vAlign w:val="center"/>
+          </w:tcPr>
+          <w:p>
+            <w:pPr>
+              <w:spacing w:before="40" w:after="40" w:line="240" w:lineRule="auto"/>
+              <w:jc w:val="left"/>
+            </w:pPr>
+            <w:r>
+              <w:rPr>
+                <w:rFonts w:ascii="Times New Roman" w:hAnsi="Times New Roman" w:eastAsia="宋体"/>
+                <w:b w:val="0"/>
+                <w:color w:val="000000"/>
+                <w:sz w:val="19"/>
+              </w:rPr>
+              <w:t>按都市区框剔除</w:t>
             </w:r>
           </w:p>
         </w:tc>
@@ -19123,6 +19131,7 @@
         <w:tc>
           <w:tcPr>
             <w:tcW w:w="907" w:type="dxa"/>
+            <w:shd w:val="clear" w:color="auto" w:fill="F2F2F2"/>
             <w:vAlign w:val="center"/>
           </w:tcPr>
           <w:p>
@@ -19137,13 +19146,14 @@
                 <w:color w:val="000000"/>
                 <w:sz w:val="19"/>
               </w:rPr>
-              <w:t>DQ-07</w:t>
+              <w:t>DQ-08</w:t>
             </w:r>
           </w:p>
         </w:tc>
         <w:tc>
           <w:tcPr>
             <w:tcW w:w="907" w:type="dxa"/>
+            <w:shd w:val="clear" w:color="auto" w:fill="F2F2F2"/>
             <w:vAlign w:val="center"/>
           </w:tcPr>
           <w:p>
@@ -19158,13 +19168,14 @@
                 <w:color w:val="000000"/>
                 <w:sz w:val="19"/>
               </w:rPr>
-              <w:t>规范性</w:t>
+              <w:t>唯一性</w:t>
             </w:r>
           </w:p>
         </w:tc>
         <w:tc>
           <w:tcPr>
             <w:tcW w:w="1587" w:type="dxa"/>
+            <w:shd w:val="clear" w:color="auto" w:fill="F2F2F2"/>
             <w:vAlign w:val="center"/>
           </w:tcPr>
           <w:p>
@@ -19179,13 +19190,14 @@
                 <w:color w:val="000000"/>
                 <w:sz w:val="19"/>
               </w:rPr>
-              <w:t>坐标范围</w:t>
+              <w:t>完全重复</w:t>
             </w:r>
           </w:p>
         </w:tc>
         <w:tc>
           <w:tcPr>
             <w:tcW w:w="2494" w:type="dxa"/>
+            <w:shd w:val="clear" w:color="auto" w:fill="F2F2F2"/>
             <w:vAlign w:val="center"/>
           </w:tcPr>
           <w:p>
@@ -19200,13 +19212,14 @@
                 <w:color w:val="000000"/>
                 <w:sz w:val="19"/>
               </w:rPr>
-              <w:t>越界 15 趟，范围异常宽</w:t>
+              <w:t>0 行</w:t>
             </w:r>
           </w:p>
         </w:tc>
         <w:tc>
           <w:tcPr>
             <w:tcW w:w="794" w:type="dxa"/>
+            <w:shd w:val="clear" w:color="auto" w:fill="F2F2F2"/>
             <w:vAlign w:val="center"/>
           </w:tcPr>
           <w:p>
@@ -19221,13 +19234,14 @@
                 <w:color w:val="000000"/>
                 <w:sz w:val="19"/>
               </w:rPr>
-              <w:t>警告</w:t>
+              <w:t>通过</w:t>
             </w:r>
           </w:p>
         </w:tc>
         <w:tc>
           <w:tcPr>
             <w:tcW w:w="2381" w:type="dxa"/>
+            <w:shd w:val="clear" w:color="auto" w:fill="F2F2F2"/>
             <w:vAlign w:val="center"/>
           </w:tcPr>
           <w:p>
@@ -19242,7 +19256,7 @@
                 <w:color w:val="000000"/>
                 <w:sz w:val="19"/>
               </w:rPr>
-              <w:t>按都市区框剔除</w:t>
+              <w:t>无需处理</w:t>
             </w:r>
           </w:p>
         </w:tc>
@@ -19271,7 +19285,6 @@
         <w:tc>
           <w:tcPr>
             <w:tcW w:w="907" w:type="dxa"/>
-            <w:shd w:val="clear" w:color="auto" w:fill="F2F2F2"/>
             <w:vAlign w:val="center"/>
           </w:tcPr>
           <w:p>
@@ -19286,14 +19299,13 @@
                 <w:color w:val="000000"/>
                 <w:sz w:val="19"/>
               </w:rPr>
-              <w:t>DQ-08</w:t>
+              <w:t>DQ-09</w:t>
             </w:r>
           </w:p>
         </w:tc>
         <w:tc>
           <w:tcPr>
             <w:tcW w:w="907" w:type="dxa"/>
-            <w:shd w:val="clear" w:color="auto" w:fill="F2F2F2"/>
             <w:vAlign w:val="center"/>
           </w:tcPr>
           <w:p>
@@ -19315,7 +19327,6 @@
         <w:tc>
           <w:tcPr>
             <w:tcW w:w="1587" w:type="dxa"/>
-            <w:shd w:val="clear" w:color="auto" w:fill="F2F2F2"/>
             <w:vAlign w:val="center"/>
           </w:tcPr>
           <w:p>
@@ -19330,14 +19341,13 @@
                 <w:color w:val="000000"/>
                 <w:sz w:val="19"/>
               </w:rPr>
-              <w:t>完全重复</w:t>
+              <w:t>行程主键</w:t>
             </w:r>
           </w:p>
         </w:tc>
         <w:tc>
           <w:tcPr>
             <w:tcW w:w="2494" w:type="dxa"/>
-            <w:shd w:val="clear" w:color="auto" w:fill="F2F2F2"/>
             <w:vAlign w:val="center"/>
           </w:tcPr>
           <w:p>
@@ -19352,14 +19362,13 @@
                 <w:color w:val="000000"/>
                 <w:sz w:val="19"/>
               </w:rPr>
-              <w:t>0 行</w:t>
+              <w:t>唯一 99992，16 行（8 对）重复</w:t>
             </w:r>
           </w:p>
         </w:tc>
         <w:tc>
           <w:tcPr>
             <w:tcW w:w="794" w:type="dxa"/>
-            <w:shd w:val="clear" w:color="auto" w:fill="F2F2F2"/>
             <w:vAlign w:val="center"/>
           </w:tcPr>
           <w:p>
@@ -19374,14 +19383,13 @@
                 <w:color w:val="000000"/>
                 <w:sz w:val="19"/>
               </w:rPr>
-              <w:t>通过</w:t>
+              <w:t>警告</w:t>
             </w:r>
           </w:p>
         </w:tc>
         <w:tc>
           <w:tcPr>
             <w:tcW w:w="2381" w:type="dxa"/>
-            <w:shd w:val="clear" w:color="auto" w:fill="F2F2F2"/>
             <w:vAlign w:val="center"/>
           </w:tcPr>
           <w:p>
@@ -19396,7 +19404,7 @@
                 <w:color w:val="000000"/>
                 <w:sz w:val="19"/>
               </w:rPr>
-              <w:t>无需处理</w:t>
+              <w:t>以完整记录区分并登记</w:t>
             </w:r>
           </w:p>
         </w:tc>
@@ -19425,6 +19433,7 @@
         <w:tc>
           <w:tcPr>
             <w:tcW w:w="907" w:type="dxa"/>
+            <w:shd w:val="clear" w:color="auto" w:fill="F2F2F2"/>
             <w:vAlign w:val="center"/>
           </w:tcPr>
           <w:p>
@@ -19439,13 +19448,14 @@
                 <w:color w:val="000000"/>
                 <w:sz w:val="19"/>
               </w:rPr>
-              <w:t>DQ-09</w:t>
+              <w:t>DQ-10</w:t>
             </w:r>
           </w:p>
         </w:tc>
         <w:tc>
           <w:tcPr>
             <w:tcW w:w="907" w:type="dxa"/>
+            <w:shd w:val="clear" w:color="auto" w:fill="F2F2F2"/>
             <w:vAlign w:val="center"/>
           </w:tcPr>
           <w:p>
@@ -19460,13 +19470,14 @@
                 <w:color w:val="000000"/>
                 <w:sz w:val="19"/>
               </w:rPr>
-              <w:t>唯一性</w:t>
+              <w:t>一致性</w:t>
             </w:r>
           </w:p>
         </w:tc>
         <w:tc>
           <w:tcPr>
             <w:tcW w:w="1587" w:type="dxa"/>
+            <w:shd w:val="clear" w:color="auto" w:fill="F2F2F2"/>
             <w:vAlign w:val="center"/>
           </w:tcPr>
           <w:p>
@@ -19481,13 +19492,14 @@
                 <w:color w:val="000000"/>
                 <w:sz w:val="19"/>
               </w:rPr>
-              <w:t>行程主键</w:t>
+              <w:t>站台关联</w:t>
             </w:r>
           </w:p>
         </w:tc>
         <w:tc>
           <w:tcPr>
             <w:tcW w:w="2494" w:type="dxa"/>
+            <w:shd w:val="clear" w:color="auto" w:fill="F2F2F2"/>
             <w:vAlign w:val="center"/>
           </w:tcPr>
           <w:p>
@@ -19502,13 +19514,14 @@
                 <w:color w:val="000000"/>
                 <w:sz w:val="19"/>
               </w:rPr>
-              <w:t>唯一 99992，16 行（8 对）重复</w:t>
+              <w:t>B 型 98.78%；62 站台</w:t>
             </w:r>
           </w:p>
         </w:tc>
         <w:tc>
           <w:tcPr>
             <w:tcW w:w="794" w:type="dxa"/>
+            <w:shd w:val="clear" w:color="auto" w:fill="F2F2F2"/>
             <w:vAlign w:val="center"/>
           </w:tcPr>
           <w:p>
@@ -19523,13 +19536,14 @@
                 <w:color w:val="000000"/>
                 <w:sz w:val="19"/>
               </w:rPr>
-              <w:t>警告</w:t>
+              <w:t>通过</w:t>
             </w:r>
           </w:p>
         </w:tc>
         <w:tc>
           <w:tcPr>
             <w:tcW w:w="2381" w:type="dxa"/>
+            <w:shd w:val="clear" w:color="auto" w:fill="F2F2F2"/>
             <w:vAlign w:val="center"/>
           </w:tcPr>
           <w:p>
@@ -19544,7 +19558,7 @@
                 <w:color w:val="000000"/>
                 <w:sz w:val="19"/>
               </w:rPr>
-              <w:t>以完整记录区分并登记</w:t>
+              <w:t>关联不上的不参与空间分析</w:t>
             </w:r>
           </w:p>
         </w:tc>
@@ -19573,7 +19587,6 @@
         <w:tc>
           <w:tcPr>
             <w:tcW w:w="907" w:type="dxa"/>
-            <w:shd w:val="clear" w:color="auto" w:fill="F2F2F2"/>
             <w:vAlign w:val="center"/>
           </w:tcPr>
           <w:p>
@@ -19588,14 +19601,13 @@
                 <w:color w:val="000000"/>
                 <w:sz w:val="19"/>
               </w:rPr>
-              <w:t>DQ-10</w:t>
+              <w:t>DQ-11</w:t>
             </w:r>
           </w:p>
         </w:tc>
         <w:tc>
           <w:tcPr>
             <w:tcW w:w="907" w:type="dxa"/>
-            <w:shd w:val="clear" w:color="auto" w:fill="F2F2F2"/>
             <w:vAlign w:val="center"/>
           </w:tcPr>
           <w:p>
@@ -19617,7 +19629,6 @@
         <w:tc>
           <w:tcPr>
             <w:tcW w:w="1587" w:type="dxa"/>
-            <w:shd w:val="clear" w:color="auto" w:fill="F2F2F2"/>
             <w:vAlign w:val="center"/>
           </w:tcPr>
           <w:p>
@@ -19632,14 +19643,13 @@
                 <w:color w:val="000000"/>
                 <w:sz w:val="19"/>
               </w:rPr>
-              <w:t>站台关联</w:t>
+              <w:t>GPS 采样/跳点</w:t>
             </w:r>
           </w:p>
         </w:tc>
         <w:tc>
           <w:tcPr>
             <w:tcW w:w="2494" w:type="dxa"/>
-            <w:shd w:val="clear" w:color="auto" w:fill="F2F2F2"/>
             <w:vAlign w:val="center"/>
           </w:tcPr>
           <w:p>
@@ -19654,14 +19664,13 @@
                 <w:color w:val="000000"/>
                 <w:sz w:val="19"/>
               </w:rPr>
-              <w:t>B 型 98.78%；62 站台</w:t>
+              <w:t>点距中位 92.3m，跳点 3.33%</w:t>
             </w:r>
           </w:p>
         </w:tc>
         <w:tc>
           <w:tcPr>
             <w:tcW w:w="794" w:type="dxa"/>
-            <w:shd w:val="clear" w:color="auto" w:fill="F2F2F2"/>
             <w:vAlign w:val="center"/>
           </w:tcPr>
           <w:p>
@@ -19683,7 +19692,6 @@
         <w:tc>
           <w:tcPr>
             <w:tcW w:w="2381" w:type="dxa"/>
-            <w:shd w:val="clear" w:color="auto" w:fill="F2F2F2"/>
             <w:vAlign w:val="center"/>
           </w:tcPr>
           <w:p>
@@ -19698,7 +19706,7 @@
                 <w:color w:val="000000"/>
                 <w:sz w:val="19"/>
               </w:rPr>
-              <w:t>关联不上的不参与空间分析</w:t>
+              <w:t>按阈值识别跳点</w:t>
             </w:r>
           </w:p>
         </w:tc>
@@ -19727,6 +19735,7 @@
         <w:tc>
           <w:tcPr>
             <w:tcW w:w="907" w:type="dxa"/>
+            <w:shd w:val="clear" w:color="auto" w:fill="F2F2F2"/>
             <w:vAlign w:val="center"/>
           </w:tcPr>
           <w:p>
@@ -19741,13 +19750,14 @@
                 <w:color w:val="000000"/>
                 <w:sz w:val="19"/>
               </w:rPr>
-              <w:t>DQ-11</w:t>
+              <w:t>DQ-12</w:t>
             </w:r>
           </w:p>
         </w:tc>
         <w:tc>
           <w:tcPr>
             <w:tcW w:w="907" w:type="dxa"/>
+            <w:shd w:val="clear" w:color="auto" w:fill="F2F2F2"/>
             <w:vAlign w:val="center"/>
           </w:tcPr>
           <w:p>
@@ -19762,13 +19772,14 @@
                 <w:color w:val="000000"/>
                 <w:sz w:val="19"/>
               </w:rPr>
-              <w:t>一致性</w:t>
+              <w:t>准确性</w:t>
             </w:r>
           </w:p>
         </w:tc>
         <w:tc>
           <w:tcPr>
             <w:tcW w:w="1587" w:type="dxa"/>
+            <w:shd w:val="clear" w:color="auto" w:fill="F2F2F2"/>
             <w:vAlign w:val="center"/>
           </w:tcPr>
           <w:p>
@@ -19783,13 +19794,14 @@
                 <w:color w:val="000000"/>
                 <w:sz w:val="19"/>
               </w:rPr>
-              <w:t>GPS 采样/跳点</w:t>
+              <w:t>站台定位</w:t>
             </w:r>
           </w:p>
         </w:tc>
         <w:tc>
           <w:tcPr>
             <w:tcW w:w="2494" w:type="dxa"/>
+            <w:shd w:val="clear" w:color="auto" w:fill="F2F2F2"/>
             <w:vAlign w:val="center"/>
           </w:tcPr>
           <w:p>
@@ -19804,13 +19816,33 @@
                 <w:color w:val="000000"/>
                 <w:sz w:val="19"/>
               </w:rPr>
-              <w:t>点距中位 92.3m，跳点 3.33%</w:t>
+              <w:t>中位</w:t>
+            </w:r>
+            <w:r>
+              <w:rPr>
+                <w:rFonts w:hint="eastAsia"/>
+                <w:b w:val="0"/>
+                <w:color w:val="000000"/>
+                <w:sz w:val="19"/>
+                <w:lang w:val="en-US" w:eastAsia="zh-CN"/>
+              </w:rPr>
+              <w:t>160</w:t>
+            </w:r>
+            <w:r>
+              <w:rPr>
+                <w:rFonts w:ascii="Times New Roman" w:hAnsi="Times New Roman" w:eastAsia="宋体"/>
+                <w:b w:val="0"/>
+                <w:color w:val="000000"/>
+                <w:sz w:val="19"/>
+              </w:rPr>
+              <w:t xml:space="preserve"> m</w:t>
             </w:r>
           </w:p>
         </w:tc>
         <w:tc>
           <w:tcPr>
             <w:tcW w:w="794" w:type="dxa"/>
+            <w:shd w:val="clear" w:color="auto" w:fill="F2F2F2"/>
             <w:vAlign w:val="center"/>
           </w:tcPr>
           <w:p>
@@ -19832,6 +19864,7 @@
         <w:tc>
           <w:tcPr>
             <w:tcW w:w="2381" w:type="dxa"/>
+            <w:shd w:val="clear" w:color="auto" w:fill="F2F2F2"/>
             <w:vAlign w:val="center"/>
           </w:tcPr>
           <w:p>
@@ -19846,7 +19879,7 @@
                 <w:color w:val="000000"/>
                 <w:sz w:val="19"/>
               </w:rPr>
-              <w:t>按阈值识别跳点</w:t>
+              <w:t>以中位数为准，标注低频站台</w:t>
             </w:r>
           </w:p>
         </w:tc>
@@ -19875,7 +19908,6 @@
         <w:tc>
           <w:tcPr>
             <w:tcW w:w="907" w:type="dxa"/>
-            <w:shd w:val="clear" w:color="auto" w:fill="F2F2F2"/>
             <w:vAlign w:val="center"/>
           </w:tcPr>
           <w:p>
@@ -19890,14 +19922,13 @@
                 <w:color w:val="000000"/>
                 <w:sz w:val="19"/>
               </w:rPr>
-              <w:t>DQ-12</w:t>
+              <w:t>DQ-13</w:t>
             </w:r>
           </w:p>
         </w:tc>
         <w:tc>
           <w:tcPr>
             <w:tcW w:w="907" w:type="dxa"/>
-            <w:shd w:val="clear" w:color="auto" w:fill="F2F2F2"/>
             <w:vAlign w:val="center"/>
           </w:tcPr>
           <w:p>
@@ -19919,7 +19950,6 @@
         <w:tc>
           <w:tcPr>
             <w:tcW w:w="1587" w:type="dxa"/>
-            <w:shd w:val="clear" w:color="auto" w:fill="F2F2F2"/>
             <w:vAlign w:val="center"/>
           </w:tcPr>
           <w:p>
@@ -19934,14 +19964,13 @@
                 <w:color w:val="000000"/>
                 <w:sz w:val="19"/>
               </w:rPr>
-              <w:t>站台定位</w:t>
+              <w:t>网格/区域归属</w:t>
             </w:r>
           </w:p>
         </w:tc>
         <w:tc>
           <w:tcPr>
             <w:tcW w:w="2494" w:type="dxa"/>
-            <w:shd w:val="clear" w:color="auto" w:fill="F2F2F2"/>
             <w:vAlign w:val="center"/>
           </w:tcPr>
           <w:p>
@@ -19956,14 +19985,32 @@
                 <w:color w:val="000000"/>
                 <w:sz w:val="19"/>
               </w:rPr>
-              <w:t>离散中位 6.5m、P90 14.7m</w:t>
+              <w:t>29</w:t>
+            </w:r>
+            <w:r>
+              <w:rPr>
+                <w:rFonts w:hint="eastAsia"/>
+                <w:b w:val="0"/>
+                <w:color w:val="000000"/>
+                <w:sz w:val="19"/>
+                <w:lang w:val="en-US" w:eastAsia="zh-CN"/>
+              </w:rPr>
+              <w:t>8</w:t>
+            </w:r>
+            <w:r>
+              <w:rPr>
+                <w:rFonts w:ascii="Times New Roman" w:hAnsi="Times New Roman" w:eastAsia="宋体"/>
+                <w:b w:val="0"/>
+                <w:color w:val="000000"/>
+                <w:sz w:val="19"/>
+              </w:rPr>
+              <w:t xml:space="preserve"> 网格，区域占比合理</w:t>
             </w:r>
           </w:p>
         </w:tc>
         <w:tc>
           <w:tcPr>
             <w:tcW w:w="794" w:type="dxa"/>
-            <w:shd w:val="clear" w:color="auto" w:fill="F2F2F2"/>
             <w:vAlign w:val="center"/>
           </w:tcPr>
           <w:p>
@@ -19985,7 +20032,6 @@
         <w:tc>
           <w:tcPr>
             <w:tcW w:w="2381" w:type="dxa"/>
-            <w:shd w:val="clear" w:color="auto" w:fill="F2F2F2"/>
             <w:vAlign w:val="center"/>
           </w:tcPr>
           <w:p>
@@ -20000,7 +20046,7 @@
                 <w:color w:val="000000"/>
                 <w:sz w:val="19"/>
               </w:rPr>
-              <w:t>以中位数为准，标注低频站台</w:t>
+              <w:t>无需处理</w:t>
             </w:r>
           </w:p>
         </w:tc>
@@ -20029,6 +20075,7 @@
         <w:tc>
           <w:tcPr>
             <w:tcW w:w="907" w:type="dxa"/>
+            <w:shd w:val="clear" w:color="auto" w:fill="F2F2F2"/>
             <w:vAlign w:val="center"/>
           </w:tcPr>
           <w:p>
@@ -20043,137 +20090,10 @@
                 <w:color w:val="000000"/>
                 <w:sz w:val="19"/>
               </w:rPr>
-              <w:t>DQ-13</w:t>
-            </w:r>
-          </w:p>
-        </w:tc>
-        <w:tc>
-          <w:tcPr>
-            <w:tcW w:w="907" w:type="dxa"/>
-            <w:vAlign w:val="center"/>
-          </w:tcPr>
-          <w:p>
-            <w:pPr>
-              <w:spacing w:before="40" w:after="40" w:line="240" w:lineRule="auto"/>
-              <w:jc w:val="center"/>
-            </w:pPr>
-            <w:r>
-              <w:rPr>
-                <w:rFonts w:ascii="Times New Roman" w:hAnsi="Times New Roman" w:eastAsia="宋体"/>
-                <w:b w:val="0"/>
-                <w:color w:val="000000"/>
-                <w:sz w:val="19"/>
-              </w:rPr>
-              <w:t>准确性</w:t>
-            </w:r>
-          </w:p>
-        </w:tc>
-        <w:tc>
-          <w:tcPr>
-            <w:tcW w:w="1587" w:type="dxa"/>
-            <w:vAlign w:val="center"/>
-          </w:tcPr>
-          <w:p>
-            <w:pPr>
-              <w:spacing w:before="40" w:after="40" w:line="240" w:lineRule="auto"/>
-              <w:jc w:val="left"/>
-            </w:pPr>
-            <w:r>
-              <w:rPr>
-                <w:rFonts w:ascii="Times New Roman" w:hAnsi="Times New Roman" w:eastAsia="宋体"/>
-                <w:b w:val="0"/>
-                <w:color w:val="000000"/>
-                <w:sz w:val="19"/>
-              </w:rPr>
-              <w:t>网格/区域归属</w:t>
-            </w:r>
-          </w:p>
-        </w:tc>
-        <w:tc>
-          <w:tcPr>
-            <w:tcW w:w="2494" w:type="dxa"/>
-            <w:vAlign w:val="center"/>
-          </w:tcPr>
-          <w:p>
-            <w:pPr>
-              <w:spacing w:before="40" w:after="40" w:line="240" w:lineRule="auto"/>
-              <w:jc w:val="left"/>
-            </w:pPr>
-            <w:r>
-              <w:rPr>
-                <w:rFonts w:ascii="Times New Roman" w:hAnsi="Times New Roman" w:eastAsia="宋体"/>
-                <w:b w:val="0"/>
-                <w:color w:val="000000"/>
-                <w:sz w:val="19"/>
-              </w:rPr>
-              <w:t>293 网格，区域占比合理</w:t>
-            </w:r>
-          </w:p>
-        </w:tc>
-        <w:tc>
-          <w:tcPr>
-            <w:tcW w:w="794" w:type="dxa"/>
-            <w:vAlign w:val="center"/>
-          </w:tcPr>
-          <w:p>
-            <w:pPr>
-              <w:spacing w:before="40" w:after="40" w:line="240" w:lineRule="auto"/>
-              <w:jc w:val="center"/>
-            </w:pPr>
-            <w:r>
-              <w:rPr>
-                <w:rFonts w:ascii="Times New Roman" w:hAnsi="Times New Roman" w:eastAsia="宋体"/>
-                <w:b w:val="0"/>
-                <w:color w:val="000000"/>
-                <w:sz w:val="19"/>
-              </w:rPr>
-              <w:t>通过</w:t>
-            </w:r>
-          </w:p>
-        </w:tc>
-        <w:tc>
-          <w:tcPr>
-            <w:tcW w:w="2381" w:type="dxa"/>
-            <w:vAlign w:val="center"/>
-          </w:tcPr>
-          <w:p>
-            <w:pPr>
-              <w:spacing w:before="40" w:after="40" w:line="240" w:lineRule="auto"/>
-              <w:jc w:val="left"/>
-            </w:pPr>
-            <w:r>
-              <w:rPr>
-                <w:rFonts w:ascii="Times New Roman" w:hAnsi="Times New Roman" w:eastAsia="宋体"/>
-                <w:b w:val="0"/>
-                <w:color w:val="000000"/>
-                <w:sz w:val="19"/>
-              </w:rPr>
-              <w:t>无需处理</w:t>
-            </w:r>
-          </w:p>
-        </w:tc>
-      </w:tr>
-      <w:tr>
-        <w:tblPrEx>
-          <w:tblBorders>
-            <w:top w:val="single" w:color="auto" w:sz="4" w:space="0"/>
-            <w:left w:val="single" w:color="auto" w:sz="4" w:space="0"/>
-            <w:bottom w:val="single" w:color="auto" w:sz="4" w:space="0"/>
-            <w:right w:val="single" w:color="auto" w:sz="4" w:space="0"/>
-            <w:insideH w:val="single" w:color="auto" w:sz="4" w:space="0"/>
-            <w:insideV w:val="single" w:color="auto" w:sz="4" w:space="0"/>
-          </w:tblBorders>
-          <w:tblCellMar>
-            <w:top w:w="0" w:type="dxa"/>
-            <w:left w:w="108" w:type="dxa"/>
-            <w:bottom w:w="0" w:type="dxa"/>
-            <w:right w:w="108" w:type="dxa"/>
-          </w:tblCellMar>
-        </w:tblPrEx>
-        <w:trPr>
-          <w:cantSplit/>
-          <w:jc w:val="center"/>
-        </w:trPr>
+              <w:t>DQ-14</w:t>
+            </w:r>
+          </w:p>
+        </w:tc>
         <w:tc>
           <w:tcPr>
             <w:tcW w:w="907" w:type="dxa"/>
@@ -20192,28 +20112,6 @@
                 <w:color w:val="000000"/>
                 <w:sz w:val="19"/>
               </w:rPr>
-              <w:t>DQ-14</w:t>
-            </w:r>
-          </w:p>
-        </w:tc>
-        <w:tc>
-          <w:tcPr>
-            <w:tcW w:w="907" w:type="dxa"/>
-            <w:shd w:val="clear" w:color="auto" w:fill="F2F2F2"/>
-            <w:vAlign w:val="center"/>
-          </w:tcPr>
-          <w:p>
-            <w:pPr>
-              <w:spacing w:before="40" w:after="40" w:line="240" w:lineRule="auto"/>
-              <w:jc w:val="center"/>
-            </w:pPr>
-            <w:r>
-              <w:rPr>
-                <w:rFonts w:ascii="Times New Roman" w:hAnsi="Times New Roman" w:eastAsia="宋体"/>
-                <w:b w:val="0"/>
-                <w:color w:val="000000"/>
-                <w:sz w:val="19"/>
-              </w:rPr>
               <w:t>代表性</w:t>
             </w:r>
           </w:p>
@@ -20258,7 +20156,25 @@
                 <w:color w:val="000000"/>
                 <w:sz w:val="19"/>
               </w:rPr>
-              <w:t>最密网格占 21.6%，框内 99618</w:t>
+              <w:t xml:space="preserve">最密网格占 </w:t>
+            </w:r>
+            <w:r>
+              <w:rPr>
+                <w:rFonts w:hint="eastAsia" w:ascii="Times New Roman" w:hAnsi="Times New Roman" w:eastAsia="宋体"/>
+                <w:b w:val="0"/>
+                <w:color w:val="000000"/>
+                <w:sz w:val="19"/>
+              </w:rPr>
+              <w:t>20.7%</w:t>
+            </w:r>
+            <w:r>
+              <w:rPr>
+                <w:rFonts w:ascii="Times New Roman" w:hAnsi="Times New Roman" w:eastAsia="宋体"/>
+                <w:b w:val="0"/>
+                <w:color w:val="000000"/>
+                <w:sz w:val="19"/>
+              </w:rPr>
+              <w:t>，框内 99618</w:t>
             </w:r>
           </w:p>
         </w:tc>
@@ -24862,7 +24778,7 @@
   <w:docDefaults>
     <w:rPrDefault>
       <w:rPr>
-        <w:rFonts w:ascii="Times New Roman" w:hAnsi="Times New Roman" w:eastAsia="宋体" w:cs="Times New Roman"/>
+        <w:rFonts w:asciiTheme="minorHAnsi" w:hAnsiTheme="minorHAnsi" w:eastAsiaTheme="minorEastAsia" w:cstheme="minorBidi"/>
       </w:rPr>
     </w:rPrDefault>
     <w:pPrDefault/>
@@ -25100,7 +25016,7 @@
     <w:lsdException w:unhideWhenUsed="0" w:uiPriority="65" w:semiHidden="0" w:name="Medium List 1 Accent 5"/>
     <w:lsdException w:unhideWhenUsed="0" w:uiPriority="66" w:semiHidden="0" w:name="Medium List 2 Accent 5"/>
     <w:lsdException w:unhideWhenUsed="0" w:uiPriority="67" w:semiHidden="0" w:name="Medium Grid 1 Accent 5"/>
-    <w:lsdException w:unhideWhenUsed="0" w:uiPriority="68" w:semiHidden="0" w:name="Medium Grid 2 Accent 5"/>
+    <w:lsdException w:qFormat="1" w:unhideWhenUsed="0" w:uiPriority="68" w:semiHidden="0" w:name="Medium Grid 2 Accent 5"/>
     <w:lsdException w:unhideWhenUsed="0" w:uiPriority="69" w:semiHidden="0" w:name="Medium Grid 3 Accent 5"/>
     <w:lsdException w:unhideWhenUsed="0" w:uiPriority="70" w:semiHidden="0" w:name="Dark List Accent 5"/>
     <w:lsdException w:unhideWhenUsed="0" w:uiPriority="71" w:semiHidden="0" w:name="Colorful Shading Accent 5"/>
@@ -25139,7 +25055,7 @@
     <w:name w:val="heading 1"/>
     <w:basedOn w:val="1"/>
     <w:next w:val="1"/>
-    <w:link w:val="139"/>
+    <w:link w:val="138"/>
     <w:qFormat/>
     <w:uiPriority w:val="9"/>
     <w:pPr>
@@ -25161,7 +25077,7 @@
     <w:name w:val="heading 2"/>
     <w:basedOn w:val="1"/>
     <w:next w:val="1"/>
-    <w:link w:val="140"/>
+    <w:link w:val="139"/>
     <w:unhideWhenUsed/>
     <w:qFormat/>
     <w:uiPriority w:val="9"/>
@@ -25184,7 +25100,7 @@
     <w:name w:val="heading 3"/>
     <w:basedOn w:val="1"/>
     <w:next w:val="1"/>
-    <w:link w:val="141"/>
+    <w:link w:val="140"/>
     <w:unhideWhenUsed/>
     <w:qFormat/>
     <w:uiPriority w:val="9"/>
@@ -25206,7 +25122,7 @@
     <w:name w:val="heading 4"/>
     <w:basedOn w:val="1"/>
     <w:next w:val="1"/>
-    <w:link w:val="151"/>
+    <w:link w:val="150"/>
     <w:semiHidden/>
     <w:unhideWhenUsed/>
     <w:qFormat/>
@@ -25235,7 +25151,7 @@
     <w:name w:val="heading 5"/>
     <w:basedOn w:val="1"/>
     <w:next w:val="1"/>
-    <w:link w:val="152"/>
+    <w:link w:val="151"/>
     <w:semiHidden/>
     <w:unhideWhenUsed/>
     <w:qFormat/>
@@ -25255,7 +25171,7 @@
     <w:name w:val="heading 6"/>
     <w:basedOn w:val="1"/>
     <w:next w:val="1"/>
-    <w:link w:val="153"/>
+    <w:link w:val="152"/>
     <w:semiHidden/>
     <w:unhideWhenUsed/>
     <w:qFormat/>
@@ -25277,7 +25193,7 @@
     <w:name w:val="heading 7"/>
     <w:basedOn w:val="1"/>
     <w:next w:val="1"/>
-    <w:link w:val="154"/>
+    <w:link w:val="153"/>
     <w:semiHidden/>
     <w:unhideWhenUsed/>
     <w:qFormat/>
@@ -25307,7 +25223,7 @@
     <w:name w:val="heading 8"/>
     <w:basedOn w:val="1"/>
     <w:next w:val="1"/>
-    <w:link w:val="155"/>
+    <w:link w:val="154"/>
     <w:semiHidden/>
     <w:unhideWhenUsed/>
     <w:qFormat/>
@@ -25334,7 +25250,7 @@
     <w:name w:val="heading 9"/>
     <w:basedOn w:val="1"/>
     <w:next w:val="1"/>
-    <w:link w:val="156"/>
+    <w:link w:val="155"/>
     <w:semiHidden/>
     <w:unhideWhenUsed/>
     <w:qFormat/>
@@ -25384,7 +25300,7 @@
   </w:style>
   <w:style w:type="paragraph" w:styleId="2">
     <w:name w:val="macro"/>
-    <w:link w:val="148"/>
+    <w:link w:val="147"/>
     <w:unhideWhenUsed/>
     <w:uiPriority w:val="99"/>
     <w:pPr>
@@ -25482,7 +25398,7 @@
   <w:style w:type="paragraph" w:styleId="17">
     <w:name w:val="Body Text 3"/>
     <w:basedOn w:val="1"/>
-    <w:link w:val="147"/>
+    <w:link w:val="146"/>
     <w:unhideWhenUsed/>
     <w:uiPriority w:val="99"/>
     <w:pPr>
@@ -25509,7 +25425,7 @@
   <w:style w:type="paragraph" w:styleId="19">
     <w:name w:val="Body Text"/>
     <w:basedOn w:val="1"/>
-    <w:link w:val="145"/>
+    <w:link w:val="144"/>
     <w:unhideWhenUsed/>
     <w:uiPriority w:val="99"/>
     <w:pPr>
@@ -25566,7 +25482,7 @@
   <w:style w:type="paragraph" w:styleId="24">
     <w:name w:val="footer"/>
     <w:basedOn w:val="1"/>
-    <w:link w:val="137"/>
+    <w:link w:val="136"/>
     <w:unhideWhenUsed/>
     <w:uiPriority w:val="99"/>
     <w:pPr>
@@ -25580,7 +25496,7 @@
   <w:style w:type="paragraph" w:styleId="25">
     <w:name w:val="header"/>
     <w:basedOn w:val="1"/>
-    <w:link w:val="136"/>
+    <w:link w:val="135"/>
     <w:unhideWhenUsed/>
     <w:uiPriority w:val="99"/>
     <w:pPr>
@@ -25595,7 +25511,7 @@
     <w:name w:val="Subtitle"/>
     <w:basedOn w:val="1"/>
     <w:next w:val="1"/>
-    <w:link w:val="143"/>
+    <w:link w:val="142"/>
     <w:qFormat/>
     <w:uiPriority w:val="11"/>
     <w:rPr>
@@ -25626,7 +25542,7 @@
   <w:style w:type="paragraph" w:styleId="28">
     <w:name w:val="Body Text 2"/>
     <w:basedOn w:val="1"/>
-    <w:link w:val="146"/>
+    <w:link w:val="145"/>
     <w:unhideWhenUsed/>
     <w:uiPriority w:val="99"/>
     <w:pPr>
@@ -25659,7 +25575,7 @@
     <w:name w:val="Title"/>
     <w:basedOn w:val="1"/>
     <w:next w:val="1"/>
-    <w:link w:val="142"/>
+    <w:link w:val="141"/>
     <w:qFormat/>
     <w:uiPriority w:val="10"/>
     <w:pPr>
@@ -32582,6 +32498,7 @@
   <w:style w:type="table" w:styleId="95">
     <w:name w:val="Medium Grid 2 Accent 5"/>
     <w:basedOn w:val="32"/>
+    <w:qFormat/>
     <w:uiPriority w:val="68"/>
     <w:pPr>
       <w:spacing w:after="0" w:line="240" w:lineRule="auto"/>
@@ -37129,30 +37046,19 @@
       <w:iCs/>
     </w:rPr>
   </w:style>
-  <w:style w:type="character" w:styleId="135">
-    <w:name w:val="HTML Code"/>
-    <w:basedOn w:val="132"/>
-    <w:semiHidden/>
-    <w:unhideWhenUsed/>
-    <w:uiPriority w:val="99"/>
-    <w:rPr>
-      <w:rFonts w:ascii="Courier New" w:hAnsi="Courier New"/>
-      <w:sz w:val="20"/>
-    </w:rPr>
-  </w:style>
-  <w:style w:type="character" w:customStyle="1" w:styleId="136">
+  <w:style w:type="character" w:customStyle="1" w:styleId="135">
     <w:name w:val="Header Char"/>
     <w:basedOn w:val="132"/>
     <w:link w:val="25"/>
     <w:uiPriority w:val="99"/>
   </w:style>
-  <w:style w:type="character" w:customStyle="1" w:styleId="137">
+  <w:style w:type="character" w:customStyle="1" w:styleId="136">
     <w:name w:val="Footer Char"/>
     <w:basedOn w:val="132"/>
     <w:link w:val="24"/>
     <w:uiPriority w:val="99"/>
   </w:style>
-  <w:style w:type="paragraph" w:styleId="138">
+  <w:style w:type="paragraph" w:styleId="137">
     <w:name w:val="No Spacing"/>
     <w:qFormat/>
     <w:uiPriority w:val="1"/>
@@ -37166,7 +37072,7 @@
       <w:lang w:val="en-US" w:eastAsia="en-US" w:bidi="ar-SA"/>
     </w:rPr>
   </w:style>
-  <w:style w:type="character" w:customStyle="1" w:styleId="139">
+  <w:style w:type="character" w:customStyle="1" w:styleId="138">
     <w:name w:val="Heading 1 Char"/>
     <w:basedOn w:val="132"/>
     <w:link w:val="3"/>
@@ -37180,7 +37086,7 @@
       <w:szCs w:val="28"/>
     </w:rPr>
   </w:style>
-  <w:style w:type="character" w:customStyle="1" w:styleId="140">
+  <w:style w:type="character" w:customStyle="1" w:styleId="139">
     <w:name w:val="Heading 2 Char"/>
     <w:basedOn w:val="132"/>
     <w:link w:val="4"/>
@@ -37199,7 +37105,7 @@
       </w14:textFill>
     </w:rPr>
   </w:style>
-  <w:style w:type="character" w:customStyle="1" w:styleId="141">
+  <w:style w:type="character" w:customStyle="1" w:styleId="140">
     <w:name w:val="Heading 3 Char"/>
     <w:basedOn w:val="132"/>
     <w:link w:val="5"/>
@@ -37216,7 +37122,7 @@
       </w14:textFill>
     </w:rPr>
   </w:style>
-  <w:style w:type="character" w:customStyle="1" w:styleId="142">
+  <w:style w:type="character" w:customStyle="1" w:styleId="141">
     <w:name w:val="Title Char"/>
     <w:basedOn w:val="132"/>
     <w:link w:val="31"/>
@@ -37230,7 +37136,7 @@
       <w:szCs w:val="52"/>
     </w:rPr>
   </w:style>
-  <w:style w:type="character" w:customStyle="1" w:styleId="143">
+  <w:style w:type="character" w:customStyle="1" w:styleId="142">
     <w:name w:val="Subtitle Char"/>
     <w:basedOn w:val="132"/>
     <w:link w:val="26"/>
@@ -37250,7 +37156,7 @@
       </w14:textFill>
     </w:rPr>
   </w:style>
-  <w:style w:type="paragraph" w:styleId="144">
+  <w:style w:type="paragraph" w:styleId="143">
     <w:name w:val="List Paragraph"/>
     <w:basedOn w:val="1"/>
     <w:qFormat/>
@@ -37260,19 +37166,19 @@
       <w:contextualSpacing/>
     </w:pPr>
   </w:style>
-  <w:style w:type="character" w:customStyle="1" w:styleId="145">
+  <w:style w:type="character" w:customStyle="1" w:styleId="144">
     <w:name w:val="Body Text Char"/>
     <w:basedOn w:val="132"/>
     <w:link w:val="19"/>
     <w:uiPriority w:val="99"/>
   </w:style>
-  <w:style w:type="character" w:customStyle="1" w:styleId="146">
+  <w:style w:type="character" w:customStyle="1" w:styleId="145">
     <w:name w:val="Body Text 2 Char"/>
     <w:basedOn w:val="132"/>
     <w:link w:val="28"/>
     <w:uiPriority w:val="99"/>
   </w:style>
-  <w:style w:type="character" w:customStyle="1" w:styleId="147">
+  <w:style w:type="character" w:customStyle="1" w:styleId="146">
     <w:name w:val="Body Text 3 Char"/>
     <w:basedOn w:val="132"/>
     <w:link w:val="17"/>
@@ -37283,7 +37189,7 @@
       <w:szCs w:val="16"/>
     </w:rPr>
   </w:style>
-  <w:style w:type="character" w:customStyle="1" w:styleId="148">
+  <w:style w:type="character" w:customStyle="1" w:styleId="147">
     <w:name w:val="Macro Text Char"/>
     <w:basedOn w:val="132"/>
     <w:link w:val="2"/>
@@ -37294,11 +37200,11 @@
       <w:szCs w:val="20"/>
     </w:rPr>
   </w:style>
-  <w:style w:type="paragraph" w:styleId="149">
+  <w:style w:type="paragraph" w:styleId="148">
     <w:name w:val="Quote"/>
     <w:basedOn w:val="1"/>
     <w:next w:val="1"/>
-    <w:link w:val="150"/>
+    <w:link w:val="149"/>
     <w:qFormat/>
     <w:uiPriority w:val="29"/>
     <w:rPr>
@@ -37312,10 +37218,10 @@
       </w14:textFill>
     </w:rPr>
   </w:style>
-  <w:style w:type="character" w:customStyle="1" w:styleId="150">
+  <w:style w:type="character" w:customStyle="1" w:styleId="149">
     <w:name w:val="Quote Char"/>
     <w:basedOn w:val="132"/>
-    <w:link w:val="149"/>
+    <w:link w:val="148"/>
     <w:uiPriority w:val="29"/>
     <w:rPr>
       <w:i/>
@@ -37328,7 +37234,7 @@
       </w14:textFill>
     </w:rPr>
   </w:style>
-  <w:style w:type="character" w:customStyle="1" w:styleId="151">
+  <w:style w:type="character" w:customStyle="1" w:styleId="150">
     <w:name w:val="Heading 4 Char"/>
     <w:basedOn w:val="132"/>
     <w:link w:val="6"/>
@@ -37348,7 +37254,7 @@
       </w14:textFill>
     </w:rPr>
   </w:style>
-  <w:style w:type="character" w:customStyle="1" w:styleId="152">
+  <w:style w:type="character" w:customStyle="1" w:styleId="151">
     <w:name w:val="Heading 5 Char"/>
     <w:basedOn w:val="132"/>
     <w:link w:val="7"/>
@@ -37359,7 +37265,7 @@
       <w:color w:val="254061" w:themeColor="accent1" w:themeShade="80"/>
     </w:rPr>
   </w:style>
-  <w:style w:type="character" w:customStyle="1" w:styleId="153">
+  <w:style w:type="character" w:customStyle="1" w:styleId="152">
     <w:name w:val="Heading 6 Char"/>
     <w:basedOn w:val="132"/>
     <w:link w:val="8"/>
@@ -37372,7 +37278,7 @@
       <w:color w:val="254061" w:themeColor="accent1" w:themeShade="80"/>
     </w:rPr>
   </w:style>
-  <w:style w:type="character" w:customStyle="1" w:styleId="154">
+  <w:style w:type="character" w:customStyle="1" w:styleId="153">
     <w:name w:val="Heading 7 Char"/>
     <w:basedOn w:val="132"/>
     <w:link w:val="9"/>
@@ -37393,7 +37299,7 @@
       </w14:textFill>
     </w:rPr>
   </w:style>
-  <w:style w:type="character" w:customStyle="1" w:styleId="155">
+  <w:style w:type="character" w:customStyle="1" w:styleId="154">
     <w:name w:val="Heading 8 Char"/>
     <w:basedOn w:val="132"/>
     <w:link w:val="10"/>
@@ -37411,7 +37317,7 @@
       </w14:textFill>
     </w:rPr>
   </w:style>
-  <w:style w:type="character" w:customStyle="1" w:styleId="156">
+  <w:style w:type="character" w:customStyle="1" w:styleId="155">
     <w:name w:val="Heading 9 Char"/>
     <w:basedOn w:val="132"/>
     <w:link w:val="11"/>
@@ -37434,11 +37340,11 @@
       </w14:textFill>
     </w:rPr>
   </w:style>
-  <w:style w:type="paragraph" w:styleId="157">
+  <w:style w:type="paragraph" w:styleId="156">
     <w:name w:val="Intense Quote"/>
     <w:basedOn w:val="1"/>
     <w:next w:val="1"/>
-    <w:link w:val="158"/>
+    <w:link w:val="157"/>
     <w:qFormat/>
     <w:uiPriority w:val="30"/>
     <w:pPr>
@@ -37461,10 +37367,10 @@
       </w14:textFill>
     </w:rPr>
   </w:style>
-  <w:style w:type="character" w:customStyle="1" w:styleId="158">
+  <w:style w:type="character" w:customStyle="1" w:styleId="157">
     <w:name w:val="Intense Quote Char"/>
     <w:basedOn w:val="132"/>
-    <w:link w:val="157"/>
+    <w:link w:val="156"/>
     <w:uiPriority w:val="30"/>
     <w:rPr>
       <w:b/>
@@ -37479,7 +37385,7 @@
       </w14:textFill>
     </w:rPr>
   </w:style>
-  <w:style w:type="character" w:customStyle="1" w:styleId="159">
+  <w:style w:type="character" w:customStyle="1" w:styleId="158">
     <w:name w:val="Subtle Emphasis"/>
     <w:basedOn w:val="132"/>
     <w:qFormat/>
@@ -37498,7 +37404,7 @@
       </w14:textFill>
     </w:rPr>
   </w:style>
-  <w:style w:type="character" w:customStyle="1" w:styleId="160">
+  <w:style w:type="character" w:customStyle="1" w:styleId="159">
     <w:name w:val="Intense Emphasis"/>
     <w:basedOn w:val="132"/>
     <w:qFormat/>
@@ -37516,7 +37422,7 @@
       </w14:textFill>
     </w:rPr>
   </w:style>
-  <w:style w:type="character" w:customStyle="1" w:styleId="161">
+  <w:style w:type="character" w:customStyle="1" w:styleId="160">
     <w:name w:val="Subtle Reference"/>
     <w:basedOn w:val="132"/>
     <w:qFormat/>
@@ -37532,7 +37438,7 @@
       </w14:textFill>
     </w:rPr>
   </w:style>
-  <w:style w:type="character" w:customStyle="1" w:styleId="162">
+  <w:style w:type="character" w:customStyle="1" w:styleId="161">
     <w:name w:val="Intense Reference"/>
     <w:basedOn w:val="132"/>
     <w:qFormat/>
@@ -37551,7 +37457,7 @@
       </w14:textFill>
     </w:rPr>
   </w:style>
-  <w:style w:type="character" w:customStyle="1" w:styleId="163">
+  <w:style w:type="character" w:customStyle="1" w:styleId="162">
     <w:name w:val="Book Title"/>
     <w:basedOn w:val="132"/>
     <w:qFormat/>
@@ -37563,7 +37469,7 @@
       <w:spacing w:val="5"/>
     </w:rPr>
   </w:style>
-  <w:style w:type="paragraph" w:customStyle="1" w:styleId="164">
+  <w:style w:type="paragraph" w:customStyle="1" w:styleId="163">
     <w:name w:val="TOC Heading"/>
     <w:basedOn w:val="3"/>
     <w:next w:val="1"/>
